--- a/docs/er/worksheets/worksheet-guiado-1-biblioteca-solucao.docx
+++ b/docs/er/worksheets/worksheet-guiado-1-biblioteca-solucao.docx
@@ -3060,7 +3060,7 @@
           <w:sz w:val="28"/>
           <w:szCs w:val="28"/>
         </w:rPr>
-        <w:t xml:space="preserve">Fase 5 — Determinar tabelas (abordagem intuitiva)</w:t>
+        <w:t xml:space="preserve">Fase 5 — Determinar tabelas (aplicar regras de construção)</w:t>
       </w:r>
     </w:p>
     <w:p>
@@ -3068,7 +3068,7 @@
         <w:spacing w:after="80"/>
       </w:pPr>
       <w:r>
-        <w:t xml:space="preserve">Solução passo-a-passo para cada relação, seguindo o método: (A) tentativa com dados; (B) observação; (C) decisão; (D) nome da regra.</w:t>
+        <w:t xml:space="preserve">Solução detalhada para cada relação, identificando a cardinalidade, a participação, a regra aplicável e as tabelas resultantes.</w:t>
       </w:r>
     </w:p>
     <w:p>
@@ -3092,28 +3092,7 @@
           <w:sz w:val="22"/>
           <w:szCs w:val="22"/>
         </w:rPr>
-        <w:t xml:space="preserve">  Relação: Leitor ↔ Livro (M:N)</w:t>
-      </w:r>
-    </w:p>
-    <w:p>
-      <w:pPr>
-        <w:spacing w:after="80"/>
-      </w:pPr>
-      <w:r>
-        <w:rPr>
-          <w:b/>
-          <w:bCs/>
-          <w:sz w:val="20"/>
-          <w:szCs w:val="20"/>
-        </w:rPr>
-        <w:t xml:space="preserve">Passo A — Tentativa: </w:t>
-      </w:r>
-      <w:r>
-        <w:rPr>
-          <w:sz w:val="20"/>
-          <w:szCs w:val="20"/>
-        </w:rPr>
-        <w:t xml:space="preserve">Colocar ISBN na tabela LEITOR:</w:t>
+        <w:t xml:space="preserve">  Relação: Leitor ↔ Livro (N:M)</w:t>
       </w:r>
     </w:p>
     <w:tbl>
@@ -3129,10 +3108,11 @@
         </w:tblBorders>
       </w:tblPr>
       <w:tblGrid>
-        <w:gridCol w:w="2410"/>
-        <w:gridCol w:w="2410"/>
-        <w:gridCol w:w="2409"/>
-        <w:gridCol w:w="2409"/>
+        <w:gridCol w:w="1600"/>
+        <w:gridCol w:w="2600"/>
+        <w:gridCol w:w="1600"/>
+        <w:gridCol w:w="1400"/>
+        <w:gridCol w:w="2438"/>
       </w:tblGrid>
       <w:tr>
         <w:trPr>
@@ -3140,7 +3120,7 @@
         </w:trPr>
         <w:tc>
           <w:tcPr>
-            <w:tcW w:type="dxa" w:w="2410"/>
+            <w:tcW w:type="dxa" w:w="1600"/>
             <w:tcBorders>
               <w:top w:val="single" w:color="AAAAAA" w:sz="4"/>
               <w:left w:val="single" w:color="AAAAAA" w:sz="4"/>
@@ -3164,13 +3144,13 @@
                 <w:sz w:val="20"/>
                 <w:szCs w:val="20"/>
               </w:rPr>
-              <w:t xml:space="preserve">codLeitor</w:t>
-            </w:r>
-          </w:p>
-        </w:tc>
-        <w:tc>
-          <w:tcPr>
-            <w:tcW w:type="dxa" w:w="2410"/>
+              <w:t xml:space="preserve">Cardinalidade</w:t>
+            </w:r>
+          </w:p>
+        </w:tc>
+        <w:tc>
+          <w:tcPr>
+            <w:tcW w:type="dxa" w:w="2600"/>
             <w:tcBorders>
               <w:top w:val="single" w:color="AAAAAA" w:sz="4"/>
               <w:left w:val="single" w:color="AAAAAA" w:sz="4"/>
@@ -3194,13 +3174,13 @@
                 <w:sz w:val="20"/>
                 <w:szCs w:val="20"/>
               </w:rPr>
-              <w:t xml:space="preserve">nome</w:t>
-            </w:r>
-          </w:p>
-        </w:tc>
-        <w:tc>
-          <w:tcPr>
-            <w:tcW w:type="dxa" w:w="2409"/>
+              <w:t xml:space="preserve">Participação</w:t>
+            </w:r>
+          </w:p>
+        </w:tc>
+        <w:tc>
+          <w:tcPr>
+            <w:tcW w:type="dxa" w:w="1600"/>
             <w:tcBorders>
               <w:top w:val="single" w:color="AAAAAA" w:sz="4"/>
               <w:left w:val="single" w:color="AAAAAA" w:sz="4"/>
@@ -3224,13 +3204,13 @@
                 <w:sz w:val="20"/>
                 <w:szCs w:val="20"/>
               </w:rPr>
-              <w:t xml:space="preserve">BI</w:t>
-            </w:r>
-          </w:p>
-        </w:tc>
-        <w:tc>
-          <w:tcPr>
-            <w:tcW w:type="dxa" w:w="2409"/>
+              <w:t xml:space="preserve">Regra aplicável</w:t>
+            </w:r>
+          </w:p>
+        </w:tc>
+        <w:tc>
+          <w:tcPr>
+            <w:tcW w:type="dxa" w:w="1400"/>
             <w:tcBorders>
               <w:top w:val="single" w:color="AAAAAA" w:sz="4"/>
               <w:left w:val="single" w:color="AAAAAA" w:sz="4"/>
@@ -3254,7 +3234,37 @@
                 <w:sz w:val="20"/>
                 <w:szCs w:val="20"/>
               </w:rPr>
-              <w:t xml:space="preserve">ISBN</w:t>
+              <w:t xml:space="preserve">Nº tabelas</w:t>
+            </w:r>
+          </w:p>
+        </w:tc>
+        <w:tc>
+          <w:tcPr>
+            <w:tcW w:type="dxa" w:w="2438"/>
+            <w:tcBorders>
+              <w:top w:val="single" w:color="AAAAAA" w:sz="4"/>
+              <w:left w:val="single" w:color="AAAAAA" w:sz="4"/>
+              <w:bottom w:val="single" w:color="AAAAAA" w:sz="4"/>
+              <w:right w:val="single" w:color="AAAAAA" w:sz="4"/>
+            </w:tcBorders>
+            <w:shd w:fill="1F3864" w:val="clear"/>
+            <w:tcMar>
+              <w:top w:type="dxa" w:w="80"/>
+              <w:left w:type="dxa" w:w="120"/>
+              <w:bottom w:type="dxa" w:w="80"/>
+              <w:right w:type="dxa" w:w="120"/>
+            </w:tcMar>
+          </w:tcPr>
+          <w:p>
+            <w:r>
+              <w:rPr>
+                <w:b/>
+                <w:bCs/>
+                <w:color w:val="FFFFFF"/>
+                <w:sz w:val="20"/>
+                <w:szCs w:val="20"/>
+              </w:rPr>
+              <w:t xml:space="preserve">Onde fica a FK</w:t>
             </w:r>
           </w:p>
         </w:tc>
@@ -3262,317 +3272,131 @@
       <w:tr>
         <w:tc>
           <w:tcPr>
-            <w:tcW w:type="dxa" w:w="2410"/>
-            <w:tcBorders>
-              <w:top w:val="single" w:color="AAAAAA" w:sz="4"/>
-              <w:left w:val="single" w:color="AAAAAA" w:sz="4"/>
-              <w:bottom w:val="single" w:color="AAAAAA" w:sz="4"/>
-              <w:right w:val="single" w:color="AAAAAA" w:sz="4"/>
-            </w:tcBorders>
-            <w:tcMar>
-              <w:top w:type="dxa" w:w="80"/>
-              <w:left w:type="dxa" w:w="120"/>
-              <w:bottom w:type="dxa" w:w="80"/>
-              <w:right w:type="dxa" w:w="120"/>
-            </w:tcMar>
-          </w:tcPr>
-          <w:p>
-            <w:r>
-              <w:rPr>
-                <w:sz w:val="20"/>
-                <w:szCs w:val="20"/>
-              </w:rPr>
-              <w:t xml:space="preserve">1</w:t>
-            </w:r>
-          </w:p>
-        </w:tc>
-        <w:tc>
-          <w:tcPr>
-            <w:tcW w:type="dxa" w:w="2410"/>
-            <w:tcBorders>
-              <w:top w:val="single" w:color="AAAAAA" w:sz="4"/>
-              <w:left w:val="single" w:color="AAAAAA" w:sz="4"/>
-              <w:bottom w:val="single" w:color="AAAAAA" w:sz="4"/>
-              <w:right w:val="single" w:color="AAAAAA" w:sz="4"/>
-            </w:tcBorders>
-            <w:tcMar>
-              <w:top w:type="dxa" w:w="80"/>
-              <w:left w:type="dxa" w:w="120"/>
-              <w:bottom w:type="dxa" w:w="80"/>
-              <w:right w:type="dxa" w:w="120"/>
-            </w:tcMar>
-          </w:tcPr>
-          <w:p>
-            <w:r>
-              <w:rPr>
-                <w:sz w:val="20"/>
-                <w:szCs w:val="20"/>
-              </w:rPr>
-              <w:t xml:space="preserve">Ana Costa</w:t>
-            </w:r>
-          </w:p>
-        </w:tc>
-        <w:tc>
-          <w:tcPr>
-            <w:tcW w:type="dxa" w:w="2409"/>
-            <w:tcBorders>
-              <w:top w:val="single" w:color="AAAAAA" w:sz="4"/>
-              <w:left w:val="single" w:color="AAAAAA" w:sz="4"/>
-              <w:bottom w:val="single" w:color="AAAAAA" w:sz="4"/>
-              <w:right w:val="single" w:color="AAAAAA" w:sz="4"/>
-            </w:tcBorders>
-            <w:tcMar>
-              <w:top w:type="dxa" w:w="80"/>
-              <w:left w:type="dxa" w:w="120"/>
-              <w:bottom w:type="dxa" w:w="80"/>
-              <w:right w:type="dxa" w:w="120"/>
-            </w:tcMar>
-          </w:tcPr>
-          <w:p>
-            <w:r>
-              <w:rPr>
-                <w:sz w:val="20"/>
-                <w:szCs w:val="20"/>
-              </w:rPr>
-              <w:t xml:space="preserve">12345678</w:t>
-            </w:r>
-          </w:p>
-        </w:tc>
-        <w:tc>
-          <w:tcPr>
-            <w:tcW w:type="dxa" w:w="2409"/>
-            <w:tcBorders>
-              <w:top w:val="single" w:color="AAAAAA" w:sz="4"/>
-              <w:left w:val="single" w:color="AAAAAA" w:sz="4"/>
-              <w:bottom w:val="single" w:color="AAAAAA" w:sz="4"/>
-              <w:right w:val="single" w:color="AAAAAA" w:sz="4"/>
-            </w:tcBorders>
-            <w:tcMar>
-              <w:top w:type="dxa" w:w="80"/>
-              <w:left w:type="dxa" w:w="120"/>
-              <w:bottom w:type="dxa" w:w="80"/>
-              <w:right w:type="dxa" w:w="120"/>
-            </w:tcMar>
-          </w:tcPr>
-          <w:p>
-            <w:r>
-              <w:rPr>
-                <w:sz w:val="20"/>
-                <w:szCs w:val="20"/>
-              </w:rPr>
-              <w:t xml:space="preserve">978-85-01-1</w:t>
-            </w:r>
-          </w:p>
-        </w:tc>
-      </w:tr>
-      <w:tr>
-        <w:tc>
-          <w:tcPr>
-            <w:tcW w:type="dxa" w:w="2410"/>
-            <w:tcBorders>
-              <w:top w:val="single" w:color="AAAAAA" w:sz="4"/>
-              <w:left w:val="single" w:color="AAAAAA" w:sz="4"/>
-              <w:bottom w:val="single" w:color="AAAAAA" w:sz="4"/>
-              <w:right w:val="single" w:color="AAAAAA" w:sz="4"/>
-            </w:tcBorders>
-            <w:tcMar>
-              <w:top w:type="dxa" w:w="80"/>
-              <w:left w:type="dxa" w:w="120"/>
-              <w:bottom w:type="dxa" w:w="80"/>
-              <w:right w:type="dxa" w:w="120"/>
-            </w:tcMar>
-          </w:tcPr>
-          <w:p>
-            <w:r>
-              <w:rPr>
-                <w:sz w:val="20"/>
-                <w:szCs w:val="20"/>
-              </w:rPr>
-              <w:t xml:space="preserve">1</w:t>
-            </w:r>
-          </w:p>
-        </w:tc>
-        <w:tc>
-          <w:tcPr>
-            <w:tcW w:type="dxa" w:w="2410"/>
-            <w:tcBorders>
-              <w:top w:val="single" w:color="AAAAAA" w:sz="4"/>
-              <w:left w:val="single" w:color="AAAAAA" w:sz="4"/>
-              <w:bottom w:val="single" w:color="AAAAAA" w:sz="4"/>
-              <w:right w:val="single" w:color="AAAAAA" w:sz="4"/>
-            </w:tcBorders>
-            <w:tcMar>
-              <w:top w:type="dxa" w:w="80"/>
-              <w:left w:type="dxa" w:w="120"/>
-              <w:bottom w:type="dxa" w:w="80"/>
-              <w:right w:type="dxa" w:w="120"/>
-            </w:tcMar>
-          </w:tcPr>
-          <w:p>
-            <w:r>
-              <w:rPr>
-                <w:sz w:val="20"/>
-                <w:szCs w:val="20"/>
-              </w:rPr>
-              <w:t xml:space="preserve">Ana Costa</w:t>
-            </w:r>
-          </w:p>
-        </w:tc>
-        <w:tc>
-          <w:tcPr>
-            <w:tcW w:type="dxa" w:w="2409"/>
-            <w:tcBorders>
-              <w:top w:val="single" w:color="AAAAAA" w:sz="4"/>
-              <w:left w:val="single" w:color="AAAAAA" w:sz="4"/>
-              <w:bottom w:val="single" w:color="AAAAAA" w:sz="4"/>
-              <w:right w:val="single" w:color="AAAAAA" w:sz="4"/>
-            </w:tcBorders>
-            <w:tcMar>
-              <w:top w:type="dxa" w:w="80"/>
-              <w:left w:type="dxa" w:w="120"/>
-              <w:bottom w:type="dxa" w:w="80"/>
-              <w:right w:type="dxa" w:w="120"/>
-            </w:tcMar>
-          </w:tcPr>
-          <w:p>
-            <w:r>
-              <w:rPr>
-                <w:sz w:val="20"/>
-                <w:szCs w:val="20"/>
-              </w:rPr>
-              <w:t xml:space="preserve">12345678</w:t>
-            </w:r>
-          </w:p>
-        </w:tc>
-        <w:tc>
-          <w:tcPr>
-            <w:tcW w:type="dxa" w:w="2409"/>
-            <w:tcBorders>
-              <w:top w:val="single" w:color="AAAAAA" w:sz="4"/>
-              <w:left w:val="single" w:color="AAAAAA" w:sz="4"/>
-              <w:bottom w:val="single" w:color="AAAAAA" w:sz="4"/>
-              <w:right w:val="single" w:color="AAAAAA" w:sz="4"/>
-            </w:tcBorders>
-            <w:tcMar>
-              <w:top w:type="dxa" w:w="80"/>
-              <w:left w:type="dxa" w:w="120"/>
-              <w:bottom w:type="dxa" w:w="80"/>
-              <w:right w:type="dxa" w:w="120"/>
-            </w:tcMar>
-          </w:tcPr>
-          <w:p>
-            <w:r>
-              <w:rPr>
-                <w:sz w:val="20"/>
-                <w:szCs w:val="20"/>
-              </w:rPr>
-              <w:t xml:space="preserve">978-972-1</w:t>
-            </w:r>
-          </w:p>
-        </w:tc>
-      </w:tr>
-      <w:tr>
-        <w:tc>
-          <w:tcPr>
-            <w:tcW w:type="dxa" w:w="2410"/>
-            <w:tcBorders>
-              <w:top w:val="single" w:color="AAAAAA" w:sz="4"/>
-              <w:left w:val="single" w:color="AAAAAA" w:sz="4"/>
-              <w:bottom w:val="single" w:color="AAAAAA" w:sz="4"/>
-              <w:right w:val="single" w:color="AAAAAA" w:sz="4"/>
-            </w:tcBorders>
-            <w:tcMar>
-              <w:top w:type="dxa" w:w="80"/>
-              <w:left w:type="dxa" w:w="120"/>
-              <w:bottom w:type="dxa" w:w="80"/>
-              <w:right w:type="dxa" w:w="120"/>
-            </w:tcMar>
-          </w:tcPr>
-          <w:p>
-            <w:r>
-              <w:rPr>
-                <w:sz w:val="20"/>
-                <w:szCs w:val="20"/>
-              </w:rPr>
-              <w:t xml:space="preserve">2</w:t>
-            </w:r>
-          </w:p>
-        </w:tc>
-        <w:tc>
-          <w:tcPr>
-            <w:tcW w:type="dxa" w:w="2410"/>
-            <w:tcBorders>
-              <w:top w:val="single" w:color="AAAAAA" w:sz="4"/>
-              <w:left w:val="single" w:color="AAAAAA" w:sz="4"/>
-              <w:bottom w:val="single" w:color="AAAAAA" w:sz="4"/>
-              <w:right w:val="single" w:color="AAAAAA" w:sz="4"/>
-            </w:tcBorders>
-            <w:tcMar>
-              <w:top w:type="dxa" w:w="80"/>
-              <w:left w:type="dxa" w:w="120"/>
-              <w:bottom w:type="dxa" w:w="80"/>
-              <w:right w:type="dxa" w:w="120"/>
-            </w:tcMar>
-          </w:tcPr>
-          <w:p>
-            <w:r>
-              <w:rPr>
-                <w:sz w:val="20"/>
-                <w:szCs w:val="20"/>
-              </w:rPr>
-              <w:t xml:space="preserve">João Silva</w:t>
-            </w:r>
-          </w:p>
-        </w:tc>
-        <w:tc>
-          <w:tcPr>
-            <w:tcW w:type="dxa" w:w="2409"/>
-            <w:tcBorders>
-              <w:top w:val="single" w:color="AAAAAA" w:sz="4"/>
-              <w:left w:val="single" w:color="AAAAAA" w:sz="4"/>
-              <w:bottom w:val="single" w:color="AAAAAA" w:sz="4"/>
-              <w:right w:val="single" w:color="AAAAAA" w:sz="4"/>
-            </w:tcBorders>
-            <w:tcMar>
-              <w:top w:type="dxa" w:w="80"/>
-              <w:left w:type="dxa" w:w="120"/>
-              <w:bottom w:type="dxa" w:w="80"/>
-              <w:right w:type="dxa" w:w="120"/>
-            </w:tcMar>
-          </w:tcPr>
-          <w:p>
-            <w:r>
-              <w:rPr>
-                <w:sz w:val="20"/>
-                <w:szCs w:val="20"/>
-              </w:rPr>
-              <w:t xml:space="preserve">87654321</w:t>
-            </w:r>
-          </w:p>
-        </w:tc>
-        <w:tc>
-          <w:tcPr>
-            <w:tcW w:type="dxa" w:w="2409"/>
-            <w:tcBorders>
-              <w:top w:val="single" w:color="AAAAAA" w:sz="4"/>
-              <w:left w:val="single" w:color="AAAAAA" w:sz="4"/>
-              <w:bottom w:val="single" w:color="AAAAAA" w:sz="4"/>
-              <w:right w:val="single" w:color="AAAAAA" w:sz="4"/>
-            </w:tcBorders>
-            <w:tcMar>
-              <w:top w:type="dxa" w:w="80"/>
-              <w:left w:type="dxa" w:w="120"/>
-              <w:bottom w:type="dxa" w:w="80"/>
-              <w:right w:type="dxa" w:w="120"/>
-            </w:tcMar>
-          </w:tcPr>
-          <w:p>
-            <w:r>
-              <w:rPr>
-                <w:sz w:val="20"/>
-                <w:szCs w:val="20"/>
-              </w:rPr>
-              <w:t xml:space="preserve">978-85-01-1</w:t>
+            <w:tcW w:type="dxa" w:w="1600"/>
+            <w:tcBorders>
+              <w:top w:val="single" w:color="AAAAAA" w:sz="4"/>
+              <w:left w:val="single" w:color="AAAAAA" w:sz="4"/>
+              <w:bottom w:val="single" w:color="AAAAAA" w:sz="4"/>
+              <w:right w:val="single" w:color="AAAAAA" w:sz="4"/>
+            </w:tcBorders>
+            <w:tcMar>
+              <w:top w:type="dxa" w:w="80"/>
+              <w:left w:type="dxa" w:w="120"/>
+              <w:bottom w:type="dxa" w:w="80"/>
+              <w:right w:type="dxa" w:w="120"/>
+            </w:tcMar>
+          </w:tcPr>
+          <w:p>
+            <w:r>
+              <w:rPr>
+                <w:sz w:val="20"/>
+                <w:szCs w:val="20"/>
+              </w:rPr>
+              <w:t xml:space="preserve">N:M</w:t>
+            </w:r>
+          </w:p>
+        </w:tc>
+        <w:tc>
+          <w:tcPr>
+            <w:tcW w:type="dxa" w:w="2600"/>
+            <w:tcBorders>
+              <w:top w:val="single" w:color="AAAAAA" w:sz="4"/>
+              <w:left w:val="single" w:color="AAAAAA" w:sz="4"/>
+              <w:bottom w:val="single" w:color="AAAAAA" w:sz="4"/>
+              <w:right w:val="single" w:color="AAAAAA" w:sz="4"/>
+            </w:tcBorders>
+            <w:tcMar>
+              <w:top w:type="dxa" w:w="80"/>
+              <w:left w:type="dxa" w:w="120"/>
+              <w:bottom w:type="dxa" w:w="80"/>
+              <w:right w:type="dxa" w:w="120"/>
+            </w:tcMar>
+          </w:tcPr>
+          <w:p>
+            <w:r>
+              <w:rPr>
+                <w:sz w:val="20"/>
+                <w:szCs w:val="20"/>
+              </w:rPr>
+              <w:t xml:space="preserve">Não obrigatória em ambas</w:t>
+            </w:r>
+          </w:p>
+        </w:tc>
+        <w:tc>
+          <w:tcPr>
+            <w:tcW w:type="dxa" w:w="1600"/>
+            <w:tcBorders>
+              <w:top w:val="single" w:color="AAAAAA" w:sz="4"/>
+              <w:left w:val="single" w:color="AAAAAA" w:sz="4"/>
+              <w:bottom w:val="single" w:color="AAAAAA" w:sz="4"/>
+              <w:right w:val="single" w:color="AAAAAA" w:sz="4"/>
+            </w:tcBorders>
+            <w:tcMar>
+              <w:top w:type="dxa" w:w="80"/>
+              <w:left w:type="dxa" w:w="120"/>
+              <w:bottom w:type="dxa" w:w="80"/>
+              <w:right w:type="dxa" w:w="120"/>
+            </w:tcMar>
+          </w:tcPr>
+          <w:p>
+            <w:r>
+              <w:rPr>
+                <w:sz w:val="20"/>
+                <w:szCs w:val="20"/>
+              </w:rPr>
+              <w:t xml:space="preserve">Regra 6</w:t>
+            </w:r>
+          </w:p>
+        </w:tc>
+        <w:tc>
+          <w:tcPr>
+            <w:tcW w:type="dxa" w:w="1400"/>
+            <w:tcBorders>
+              <w:top w:val="single" w:color="AAAAAA" w:sz="4"/>
+              <w:left w:val="single" w:color="AAAAAA" w:sz="4"/>
+              <w:bottom w:val="single" w:color="AAAAAA" w:sz="4"/>
+              <w:right w:val="single" w:color="AAAAAA" w:sz="4"/>
+            </w:tcBorders>
+            <w:tcMar>
+              <w:top w:type="dxa" w:w="80"/>
+              <w:left w:type="dxa" w:w="120"/>
+              <w:bottom w:type="dxa" w:w="80"/>
+              <w:right w:type="dxa" w:w="120"/>
+            </w:tcMar>
+          </w:tcPr>
+          <w:p>
+            <w:r>
+              <w:rPr>
+                <w:sz w:val="20"/>
+                <w:szCs w:val="20"/>
+              </w:rPr>
+              <w:t xml:space="preserve">3</w:t>
+            </w:r>
+          </w:p>
+        </w:tc>
+        <w:tc>
+          <w:tcPr>
+            <w:tcW w:type="dxa" w:w="2438"/>
+            <w:tcBorders>
+              <w:top w:val="single" w:color="AAAAAA" w:sz="4"/>
+              <w:left w:val="single" w:color="AAAAAA" w:sz="4"/>
+              <w:bottom w:val="single" w:color="AAAAAA" w:sz="4"/>
+              <w:right w:val="single" w:color="AAAAAA" w:sz="4"/>
+            </w:tcBorders>
+            <w:tcMar>
+              <w:top w:type="dxa" w:w="80"/>
+              <w:left w:type="dxa" w:w="120"/>
+              <w:bottom w:type="dxa" w:w="80"/>
+              <w:right w:type="dxa" w:w="120"/>
+            </w:tcMar>
+          </w:tcPr>
+          <w:p>
+            <w:r>
+              <w:rPr>
+                <w:sz w:val="20"/>
+                <w:szCs w:val="20"/>
+              </w:rPr>
+              <w:t xml:space="preserve">Tabela da relação com ambas as PKs</w:t>
             </w:r>
           </w:p>
         </w:tc>
@@ -3580,15 +3404,15 @@
     </w:tbl>
     <w:p>
       <w:pPr>
+        <w:spacing w:after="120"/>
+      </w:pPr>
+      <w:r>
+        <w:t xml:space="preserve"/>
+      </w:r>
+    </w:p>
+    <w:p>
+      <w:pPr>
         <w:spacing w:after="80"/>
-      </w:pPr>
-      <w:r>
-        <w:t xml:space="preserve"/>
-      </w:r>
-    </w:p>
-    <w:p>
-      <w:pPr>
-        <w:spacing w:after="60"/>
       </w:pPr>
       <w:r>
         <w:rPr>
@@ -3597,74 +3421,55 @@
           <w:sz w:val="20"/>
           <w:szCs w:val="20"/>
         </w:rPr>
-        <w:t xml:space="preserve">Passo B — Observação: </w:t>
-      </w:r>
+        <w:t xml:space="preserve">Aplicação (tabelas resultantes):</w:t>
+      </w:r>
+    </w:p>
+    <w:p>
+      <w:pPr>
+        <w:spacing w:after="60"/>
+      </w:pPr>
       <w:r>
         <w:rPr>
-          <w:sz w:val="20"/>
-          <w:szCs w:val="20"/>
-        </w:rPr>
-        <w:t xml:space="preserve">☐  Há NULLs?     </w:t>
-      </w:r>
-      <w:r>
-        <w:rPr>
-          <w:sz w:val="20"/>
-          <w:szCs w:val="20"/>
-        </w:rPr>
-        <w:t xml:space="preserve">☑  Há repetições?</w:t>
-      </w:r>
-    </w:p>
-    <w:p>
-      <w:pPr>
-        <w:spacing w:after="60"/>
-      </w:pPr>
-      <w:r>
-        <w:rPr>
-          <w:b/>
-          <w:bCs/>
-          <w:sz w:val="20"/>
-          <w:szCs w:val="20"/>
-        </w:rPr>
-        <w:t xml:space="preserve">Passo C — Decisão: </w:t>
-      </w:r>
-      <w:r>
-        <w:rPr>
-          <w:sz w:val="20"/>
-          <w:szCs w:val="20"/>
-        </w:rPr>
-        <w:t xml:space="preserve">☐  Fica assim (2 tabelas)     </w:t>
-      </w:r>
-      <w:r>
-        <w:rPr>
-          <w:sz w:val="20"/>
-          <w:szCs w:val="20"/>
-        </w:rPr>
-        <w:t xml:space="preserve">☑  Criar tabela associativa: Empréstimo (3 tabelas)</w:t>
-      </w:r>
-    </w:p>
-    <w:p>
-      <w:pPr>
-        <w:spacing w:after="200"/>
-      </w:pPr>
-      <w:r>
-        <w:rPr>
-          <w:b/>
-          <w:bCs/>
-          <w:sz w:val="20"/>
-          <w:szCs w:val="20"/>
-        </w:rPr>
-        <w:t xml:space="preserve">Passo D — Regra aplicada: </w:t>
-      </w:r>
-      <w:r>
-        <w:rPr>
-          <w:b/>
-          <w:bCs/>
+          <w:rFonts w:ascii="Consolas" w:cs="Consolas" w:eastAsia="Consolas" w:hAnsi="Consolas"/>
           <w:color w:val="1F3864"/>
           <w:sz w:val="20"/>
           <w:szCs w:val="20"/>
         </w:rPr>
-        <w:t xml:space="preserve">Regra 6</w:t>
-      </w:r>
+        <w:t xml:space="preserve">Leitor(codLeitor, nome, BI, morada, telefone, email)</w:t>
+      </w:r>
+    </w:p>
+    <w:p>
+      <w:pPr>
+        <w:spacing w:after="60"/>
+      </w:pPr>
+      <w:r>
+        <w:rPr>
+          <w:rFonts w:ascii="Consolas" w:cs="Consolas" w:eastAsia="Consolas" w:hAnsi="Consolas"/>
+          <w:color w:val="1F3864"/>
+          <w:sz w:val="20"/>
+          <w:szCs w:val="20"/>
+        </w:rPr>
+        <w:t xml:space="preserve">Livro(ISBN, titulo, anoPublicacao, editora, numExemplares)</w:t>
+      </w:r>
+    </w:p>
+    <w:p>
+      <w:pPr>
+        <w:spacing w:after="60"/>
+      </w:pPr>
+      <w:r>
+        <w:rPr>
+          <w:rFonts w:ascii="Consolas" w:cs="Consolas" w:eastAsia="Consolas" w:hAnsi="Consolas"/>
+          <w:color w:val="1F3864"/>
+          <w:sz w:val="20"/>
+          <w:szCs w:val="20"/>
+        </w:rPr>
+        <w:t xml:space="preserve">Empréstimo(#codLeitor, #ISBN, dataEmprestimo, dataDevolucao, devolvido)</w:t>
+      </w:r>
+    </w:p>
+    <w:p>
+      <w:pPr>
+        <w:spacing w:after="120"/>
+      </w:pPr>
       <w:r>
         <w:rPr>
           <w:i/>
@@ -3672,7 +3477,15 @@
           <w:sz w:val="20"/>
           <w:szCs w:val="20"/>
         </w:rPr>
-        <w:t xml:space="preserve">  (M:N exige sempre tabela associativa)</w:t>
+        <w:t xml:space="preserve">Nota: N:M → Regra 6 sempre, sem excepção</w:t>
+      </w:r>
+    </w:p>
+    <w:p>
+      <w:pPr>
+        <w:spacing w:after="120"/>
+      </w:pPr>
+      <w:r>
+        <w:t xml:space="preserve"/>
       </w:r>
     </w:p>
     <w:p>
@@ -3688,28 +3501,7 @@
           <w:sz w:val="22"/>
           <w:szCs w:val="22"/>
         </w:rPr>
-        <w:t xml:space="preserve">  Relação: Autor ↔ Livro (M:N)</w:t>
-      </w:r>
-    </w:p>
-    <w:p>
-      <w:pPr>
-        <w:spacing w:after="80"/>
-      </w:pPr>
-      <w:r>
-        <w:rPr>
-          <w:b/>
-          <w:bCs/>
-          <w:sz w:val="20"/>
-          <w:szCs w:val="20"/>
-        </w:rPr>
-        <w:t xml:space="preserve">Passo A — Tentativa: </w:t>
-      </w:r>
-      <w:r>
-        <w:rPr>
-          <w:sz w:val="20"/>
-          <w:szCs w:val="20"/>
-        </w:rPr>
-        <w:t xml:space="preserve">Colocar codAutor na tabela LIVRO:</w:t>
+        <w:t xml:space="preserve">  Relação: Autor ↔ Livro (N:M)</w:t>
       </w:r>
     </w:p>
     <w:tbl>
@@ -3725,10 +3517,11 @@
         </w:tblBorders>
       </w:tblPr>
       <w:tblGrid>
-        <w:gridCol w:w="2410"/>
-        <w:gridCol w:w="2410"/>
-        <w:gridCol w:w="2409"/>
-        <w:gridCol w:w="2409"/>
+        <w:gridCol w:w="1600"/>
+        <w:gridCol w:w="2600"/>
+        <w:gridCol w:w="1600"/>
+        <w:gridCol w:w="1400"/>
+        <w:gridCol w:w="2438"/>
       </w:tblGrid>
       <w:tr>
         <w:trPr>
@@ -3736,7 +3529,7 @@
         </w:trPr>
         <w:tc>
           <w:tcPr>
-            <w:tcW w:type="dxa" w:w="2410"/>
+            <w:tcW w:type="dxa" w:w="1600"/>
             <w:tcBorders>
               <w:top w:val="single" w:color="AAAAAA" w:sz="4"/>
               <w:left w:val="single" w:color="AAAAAA" w:sz="4"/>
@@ -3760,13 +3553,13 @@
                 <w:sz w:val="20"/>
                 <w:szCs w:val="20"/>
               </w:rPr>
-              <w:t xml:space="preserve">ISBN</w:t>
-            </w:r>
-          </w:p>
-        </w:tc>
-        <w:tc>
-          <w:tcPr>
-            <w:tcW w:type="dxa" w:w="2410"/>
+              <w:t xml:space="preserve">Cardinalidade</w:t>
+            </w:r>
+          </w:p>
+        </w:tc>
+        <w:tc>
+          <w:tcPr>
+            <w:tcW w:type="dxa" w:w="2600"/>
             <w:tcBorders>
               <w:top w:val="single" w:color="AAAAAA" w:sz="4"/>
               <w:left w:val="single" w:color="AAAAAA" w:sz="4"/>
@@ -3790,13 +3583,13 @@
                 <w:sz w:val="20"/>
                 <w:szCs w:val="20"/>
               </w:rPr>
-              <w:t xml:space="preserve">titulo</w:t>
-            </w:r>
-          </w:p>
-        </w:tc>
-        <w:tc>
-          <w:tcPr>
-            <w:tcW w:type="dxa" w:w="2409"/>
+              <w:t xml:space="preserve">Participação</w:t>
+            </w:r>
+          </w:p>
+        </w:tc>
+        <w:tc>
+          <w:tcPr>
+            <w:tcW w:type="dxa" w:w="1600"/>
             <w:tcBorders>
               <w:top w:val="single" w:color="AAAAAA" w:sz="4"/>
               <w:left w:val="single" w:color="AAAAAA" w:sz="4"/>
@@ -3820,13 +3613,13 @@
                 <w:sz w:val="20"/>
                 <w:szCs w:val="20"/>
               </w:rPr>
-              <w:t xml:space="preserve">ano</w:t>
-            </w:r>
-          </w:p>
-        </w:tc>
-        <w:tc>
-          <w:tcPr>
-            <w:tcW w:type="dxa" w:w="2409"/>
+              <w:t xml:space="preserve">Regra aplicável</w:t>
+            </w:r>
+          </w:p>
+        </w:tc>
+        <w:tc>
+          <w:tcPr>
+            <w:tcW w:type="dxa" w:w="1400"/>
             <w:tcBorders>
               <w:top w:val="single" w:color="AAAAAA" w:sz="4"/>
               <w:left w:val="single" w:color="AAAAAA" w:sz="4"/>
@@ -3850,7 +3643,37 @@
                 <w:sz w:val="20"/>
                 <w:szCs w:val="20"/>
               </w:rPr>
-              <w:t xml:space="preserve">codAutor</w:t>
+              <w:t xml:space="preserve">Nº tabelas</w:t>
+            </w:r>
+          </w:p>
+        </w:tc>
+        <w:tc>
+          <w:tcPr>
+            <w:tcW w:type="dxa" w:w="2438"/>
+            <w:tcBorders>
+              <w:top w:val="single" w:color="AAAAAA" w:sz="4"/>
+              <w:left w:val="single" w:color="AAAAAA" w:sz="4"/>
+              <w:bottom w:val="single" w:color="AAAAAA" w:sz="4"/>
+              <w:right w:val="single" w:color="AAAAAA" w:sz="4"/>
+            </w:tcBorders>
+            <w:shd w:fill="1F3864" w:val="clear"/>
+            <w:tcMar>
+              <w:top w:type="dxa" w:w="80"/>
+              <w:left w:type="dxa" w:w="120"/>
+              <w:bottom w:type="dxa" w:w="80"/>
+              <w:right w:type="dxa" w:w="120"/>
+            </w:tcMar>
+          </w:tcPr>
+          <w:p>
+            <w:r>
+              <w:rPr>
+                <w:b/>
+                <w:bCs/>
+                <w:color w:val="FFFFFF"/>
+                <w:sz w:val="20"/>
+                <w:szCs w:val="20"/>
+              </w:rPr>
+              <w:t xml:space="preserve">Onde fica a FK</w:t>
             </w:r>
           </w:p>
         </w:tc>
@@ -3858,317 +3681,131 @@
       <w:tr>
         <w:tc>
           <w:tcPr>
-            <w:tcW w:type="dxa" w:w="2410"/>
-            <w:tcBorders>
-              <w:top w:val="single" w:color="AAAAAA" w:sz="4"/>
-              <w:left w:val="single" w:color="AAAAAA" w:sz="4"/>
-              <w:bottom w:val="single" w:color="AAAAAA" w:sz="4"/>
-              <w:right w:val="single" w:color="AAAAAA" w:sz="4"/>
-            </w:tcBorders>
-            <w:tcMar>
-              <w:top w:type="dxa" w:w="80"/>
-              <w:left w:type="dxa" w:w="120"/>
-              <w:bottom w:type="dxa" w:w="80"/>
-              <w:right w:type="dxa" w:w="120"/>
-            </w:tcMar>
-          </w:tcPr>
-          <w:p>
-            <w:r>
-              <w:rPr>
-                <w:sz w:val="20"/>
-                <w:szCs w:val="20"/>
-              </w:rPr>
-              <w:t xml:space="preserve">978-85-01-1</w:t>
-            </w:r>
-          </w:p>
-        </w:tc>
-        <w:tc>
-          <w:tcPr>
-            <w:tcW w:type="dxa" w:w="2410"/>
-            <w:tcBorders>
-              <w:top w:val="single" w:color="AAAAAA" w:sz="4"/>
-              <w:left w:val="single" w:color="AAAAAA" w:sz="4"/>
-              <w:bottom w:val="single" w:color="AAAAAA" w:sz="4"/>
-              <w:right w:val="single" w:color="AAAAAA" w:sz="4"/>
-            </w:tcBorders>
-            <w:tcMar>
-              <w:top w:type="dxa" w:w="80"/>
-              <w:left w:type="dxa" w:w="120"/>
-              <w:bottom w:type="dxa" w:w="80"/>
-              <w:right w:type="dxa" w:w="120"/>
-            </w:tcMar>
-          </w:tcPr>
-          <w:p>
-            <w:r>
-              <w:rPr>
-                <w:sz w:val="20"/>
-                <w:szCs w:val="20"/>
-              </w:rPr>
-              <w:t xml:space="preserve">Dom Casmurro</w:t>
-            </w:r>
-          </w:p>
-        </w:tc>
-        <w:tc>
-          <w:tcPr>
-            <w:tcW w:type="dxa" w:w="2409"/>
-            <w:tcBorders>
-              <w:top w:val="single" w:color="AAAAAA" w:sz="4"/>
-              <w:left w:val="single" w:color="AAAAAA" w:sz="4"/>
-              <w:bottom w:val="single" w:color="AAAAAA" w:sz="4"/>
-              <w:right w:val="single" w:color="AAAAAA" w:sz="4"/>
-            </w:tcBorders>
-            <w:tcMar>
-              <w:top w:type="dxa" w:w="80"/>
-              <w:left w:type="dxa" w:w="120"/>
-              <w:bottom w:type="dxa" w:w="80"/>
-              <w:right w:type="dxa" w:w="120"/>
-            </w:tcMar>
-          </w:tcPr>
-          <w:p>
-            <w:r>
-              <w:rPr>
-                <w:sz w:val="20"/>
-                <w:szCs w:val="20"/>
-              </w:rPr>
-              <w:t xml:space="preserve">1899</w:t>
-            </w:r>
-          </w:p>
-        </w:tc>
-        <w:tc>
-          <w:tcPr>
-            <w:tcW w:type="dxa" w:w="2409"/>
-            <w:tcBorders>
-              <w:top w:val="single" w:color="AAAAAA" w:sz="4"/>
-              <w:left w:val="single" w:color="AAAAAA" w:sz="4"/>
-              <w:bottom w:val="single" w:color="AAAAAA" w:sz="4"/>
-              <w:right w:val="single" w:color="AAAAAA" w:sz="4"/>
-            </w:tcBorders>
-            <w:tcMar>
-              <w:top w:type="dxa" w:w="80"/>
-              <w:left w:type="dxa" w:w="120"/>
-              <w:bottom w:type="dxa" w:w="80"/>
-              <w:right w:type="dxa" w:w="120"/>
-            </w:tcMar>
-          </w:tcPr>
-          <w:p>
-            <w:r>
-              <w:rPr>
-                <w:sz w:val="20"/>
-                <w:szCs w:val="20"/>
-              </w:rPr>
-              <w:t xml:space="preserve">10</w:t>
-            </w:r>
-          </w:p>
-        </w:tc>
-      </w:tr>
-      <w:tr>
-        <w:tc>
-          <w:tcPr>
-            <w:tcW w:type="dxa" w:w="2410"/>
-            <w:tcBorders>
-              <w:top w:val="single" w:color="AAAAAA" w:sz="4"/>
-              <w:left w:val="single" w:color="AAAAAA" w:sz="4"/>
-              <w:bottom w:val="single" w:color="AAAAAA" w:sz="4"/>
-              <w:right w:val="single" w:color="AAAAAA" w:sz="4"/>
-            </w:tcBorders>
-            <w:tcMar>
-              <w:top w:type="dxa" w:w="80"/>
-              <w:left w:type="dxa" w:w="120"/>
-              <w:bottom w:type="dxa" w:w="80"/>
-              <w:right w:type="dxa" w:w="120"/>
-            </w:tcMar>
-          </w:tcPr>
-          <w:p>
-            <w:r>
-              <w:rPr>
-                <w:sz w:val="20"/>
-                <w:szCs w:val="20"/>
-              </w:rPr>
-              <w:t xml:space="preserve">978-99-01</w:t>
-            </w:r>
-          </w:p>
-        </w:tc>
-        <w:tc>
-          <w:tcPr>
-            <w:tcW w:type="dxa" w:w="2410"/>
-            <w:tcBorders>
-              <w:top w:val="single" w:color="AAAAAA" w:sz="4"/>
-              <w:left w:val="single" w:color="AAAAAA" w:sz="4"/>
-              <w:bottom w:val="single" w:color="AAAAAA" w:sz="4"/>
-              <w:right w:val="single" w:color="AAAAAA" w:sz="4"/>
-            </w:tcBorders>
-            <w:tcMar>
-              <w:top w:type="dxa" w:w="80"/>
-              <w:left w:type="dxa" w:w="120"/>
-              <w:bottom w:type="dxa" w:w="80"/>
-              <w:right w:type="dxa" w:w="120"/>
-            </w:tcMar>
-          </w:tcPr>
-          <w:p>
-            <w:r>
-              <w:rPr>
-                <w:sz w:val="20"/>
-                <w:szCs w:val="20"/>
-              </w:rPr>
-              <w:t xml:space="preserve">Obra Conjunta</w:t>
-            </w:r>
-          </w:p>
-        </w:tc>
-        <w:tc>
-          <w:tcPr>
-            <w:tcW w:type="dxa" w:w="2409"/>
-            <w:tcBorders>
-              <w:top w:val="single" w:color="AAAAAA" w:sz="4"/>
-              <w:left w:val="single" w:color="AAAAAA" w:sz="4"/>
-              <w:bottom w:val="single" w:color="AAAAAA" w:sz="4"/>
-              <w:right w:val="single" w:color="AAAAAA" w:sz="4"/>
-            </w:tcBorders>
-            <w:tcMar>
-              <w:top w:type="dxa" w:w="80"/>
-              <w:left w:type="dxa" w:w="120"/>
-              <w:bottom w:type="dxa" w:w="80"/>
-              <w:right w:type="dxa" w:w="120"/>
-            </w:tcMar>
-          </w:tcPr>
-          <w:p>
-            <w:r>
-              <w:rPr>
-                <w:sz w:val="20"/>
-                <w:szCs w:val="20"/>
-              </w:rPr>
-              <w:t xml:space="preserve">2020</w:t>
-            </w:r>
-          </w:p>
-        </w:tc>
-        <w:tc>
-          <w:tcPr>
-            <w:tcW w:type="dxa" w:w="2409"/>
-            <w:tcBorders>
-              <w:top w:val="single" w:color="AAAAAA" w:sz="4"/>
-              <w:left w:val="single" w:color="AAAAAA" w:sz="4"/>
-              <w:bottom w:val="single" w:color="AAAAAA" w:sz="4"/>
-              <w:right w:val="single" w:color="AAAAAA" w:sz="4"/>
-            </w:tcBorders>
-            <w:tcMar>
-              <w:top w:type="dxa" w:w="80"/>
-              <w:left w:type="dxa" w:w="120"/>
-              <w:bottom w:type="dxa" w:w="80"/>
-              <w:right w:type="dxa" w:w="120"/>
-            </w:tcMar>
-          </w:tcPr>
-          <w:p>
-            <w:r>
-              <w:rPr>
-                <w:sz w:val="20"/>
-                <w:szCs w:val="20"/>
-              </w:rPr>
-              <w:t xml:space="preserve">10</w:t>
-            </w:r>
-          </w:p>
-        </w:tc>
-      </w:tr>
-      <w:tr>
-        <w:tc>
-          <w:tcPr>
-            <w:tcW w:type="dxa" w:w="2410"/>
-            <w:tcBorders>
-              <w:top w:val="single" w:color="AAAAAA" w:sz="4"/>
-              <w:left w:val="single" w:color="AAAAAA" w:sz="4"/>
-              <w:bottom w:val="single" w:color="AAAAAA" w:sz="4"/>
-              <w:right w:val="single" w:color="AAAAAA" w:sz="4"/>
-            </w:tcBorders>
-            <w:tcMar>
-              <w:top w:type="dxa" w:w="80"/>
-              <w:left w:type="dxa" w:w="120"/>
-              <w:bottom w:type="dxa" w:w="80"/>
-              <w:right w:type="dxa" w:w="120"/>
-            </w:tcMar>
-          </w:tcPr>
-          <w:p>
-            <w:r>
-              <w:rPr>
-                <w:sz w:val="20"/>
-                <w:szCs w:val="20"/>
-              </w:rPr>
-              <w:t xml:space="preserve">978-99-01</w:t>
-            </w:r>
-          </w:p>
-        </w:tc>
-        <w:tc>
-          <w:tcPr>
-            <w:tcW w:type="dxa" w:w="2410"/>
-            <w:tcBorders>
-              <w:top w:val="single" w:color="AAAAAA" w:sz="4"/>
-              <w:left w:val="single" w:color="AAAAAA" w:sz="4"/>
-              <w:bottom w:val="single" w:color="AAAAAA" w:sz="4"/>
-              <w:right w:val="single" w:color="AAAAAA" w:sz="4"/>
-            </w:tcBorders>
-            <w:tcMar>
-              <w:top w:type="dxa" w:w="80"/>
-              <w:left w:type="dxa" w:w="120"/>
-              <w:bottom w:type="dxa" w:w="80"/>
-              <w:right w:type="dxa" w:w="120"/>
-            </w:tcMar>
-          </w:tcPr>
-          <w:p>
-            <w:r>
-              <w:rPr>
-                <w:sz w:val="20"/>
-                <w:szCs w:val="20"/>
-              </w:rPr>
-              <w:t xml:space="preserve">Obra Conjunta</w:t>
-            </w:r>
-          </w:p>
-        </w:tc>
-        <w:tc>
-          <w:tcPr>
-            <w:tcW w:type="dxa" w:w="2409"/>
-            <w:tcBorders>
-              <w:top w:val="single" w:color="AAAAAA" w:sz="4"/>
-              <w:left w:val="single" w:color="AAAAAA" w:sz="4"/>
-              <w:bottom w:val="single" w:color="AAAAAA" w:sz="4"/>
-              <w:right w:val="single" w:color="AAAAAA" w:sz="4"/>
-            </w:tcBorders>
-            <w:tcMar>
-              <w:top w:type="dxa" w:w="80"/>
-              <w:left w:type="dxa" w:w="120"/>
-              <w:bottom w:type="dxa" w:w="80"/>
-              <w:right w:type="dxa" w:w="120"/>
-            </w:tcMar>
-          </w:tcPr>
-          <w:p>
-            <w:r>
-              <w:rPr>
-                <w:sz w:val="20"/>
-                <w:szCs w:val="20"/>
-              </w:rPr>
-              <w:t xml:space="preserve">2020</w:t>
-            </w:r>
-          </w:p>
-        </w:tc>
-        <w:tc>
-          <w:tcPr>
-            <w:tcW w:type="dxa" w:w="2409"/>
-            <w:tcBorders>
-              <w:top w:val="single" w:color="AAAAAA" w:sz="4"/>
-              <w:left w:val="single" w:color="AAAAAA" w:sz="4"/>
-              <w:bottom w:val="single" w:color="AAAAAA" w:sz="4"/>
-              <w:right w:val="single" w:color="AAAAAA" w:sz="4"/>
-            </w:tcBorders>
-            <w:tcMar>
-              <w:top w:type="dxa" w:w="80"/>
-              <w:left w:type="dxa" w:w="120"/>
-              <w:bottom w:type="dxa" w:w="80"/>
-              <w:right w:type="dxa" w:w="120"/>
-            </w:tcMar>
-          </w:tcPr>
-          <w:p>
-            <w:r>
-              <w:rPr>
-                <w:sz w:val="20"/>
-                <w:szCs w:val="20"/>
-              </w:rPr>
-              <w:t xml:space="preserve">11</w:t>
+            <w:tcW w:type="dxa" w:w="1600"/>
+            <w:tcBorders>
+              <w:top w:val="single" w:color="AAAAAA" w:sz="4"/>
+              <w:left w:val="single" w:color="AAAAAA" w:sz="4"/>
+              <w:bottom w:val="single" w:color="AAAAAA" w:sz="4"/>
+              <w:right w:val="single" w:color="AAAAAA" w:sz="4"/>
+            </w:tcBorders>
+            <w:tcMar>
+              <w:top w:type="dxa" w:w="80"/>
+              <w:left w:type="dxa" w:w="120"/>
+              <w:bottom w:type="dxa" w:w="80"/>
+              <w:right w:type="dxa" w:w="120"/>
+            </w:tcMar>
+          </w:tcPr>
+          <w:p>
+            <w:r>
+              <w:rPr>
+                <w:sz w:val="20"/>
+                <w:szCs w:val="20"/>
+              </w:rPr>
+              <w:t xml:space="preserve">N:M</w:t>
+            </w:r>
+          </w:p>
+        </w:tc>
+        <w:tc>
+          <w:tcPr>
+            <w:tcW w:type="dxa" w:w="2600"/>
+            <w:tcBorders>
+              <w:top w:val="single" w:color="AAAAAA" w:sz="4"/>
+              <w:left w:val="single" w:color="AAAAAA" w:sz="4"/>
+              <w:bottom w:val="single" w:color="AAAAAA" w:sz="4"/>
+              <w:right w:val="single" w:color="AAAAAA" w:sz="4"/>
+            </w:tcBorders>
+            <w:tcMar>
+              <w:top w:type="dxa" w:w="80"/>
+              <w:left w:type="dxa" w:w="120"/>
+              <w:bottom w:type="dxa" w:w="80"/>
+              <w:right w:type="dxa" w:w="120"/>
+            </w:tcMar>
+          </w:tcPr>
+          <w:p>
+            <w:r>
+              <w:rPr>
+                <w:sz w:val="20"/>
+                <w:szCs w:val="20"/>
+              </w:rPr>
+              <w:t xml:space="preserve">Obrig. no Livro; não obrig. no Autor</w:t>
+            </w:r>
+          </w:p>
+        </w:tc>
+        <w:tc>
+          <w:tcPr>
+            <w:tcW w:type="dxa" w:w="1600"/>
+            <w:tcBorders>
+              <w:top w:val="single" w:color="AAAAAA" w:sz="4"/>
+              <w:left w:val="single" w:color="AAAAAA" w:sz="4"/>
+              <w:bottom w:val="single" w:color="AAAAAA" w:sz="4"/>
+              <w:right w:val="single" w:color="AAAAAA" w:sz="4"/>
+            </w:tcBorders>
+            <w:tcMar>
+              <w:top w:type="dxa" w:w="80"/>
+              <w:left w:type="dxa" w:w="120"/>
+              <w:bottom w:type="dxa" w:w="80"/>
+              <w:right w:type="dxa" w:w="120"/>
+            </w:tcMar>
+          </w:tcPr>
+          <w:p>
+            <w:r>
+              <w:rPr>
+                <w:sz w:val="20"/>
+                <w:szCs w:val="20"/>
+              </w:rPr>
+              <w:t xml:space="preserve">Regra 6</w:t>
+            </w:r>
+          </w:p>
+        </w:tc>
+        <w:tc>
+          <w:tcPr>
+            <w:tcW w:type="dxa" w:w="1400"/>
+            <w:tcBorders>
+              <w:top w:val="single" w:color="AAAAAA" w:sz="4"/>
+              <w:left w:val="single" w:color="AAAAAA" w:sz="4"/>
+              <w:bottom w:val="single" w:color="AAAAAA" w:sz="4"/>
+              <w:right w:val="single" w:color="AAAAAA" w:sz="4"/>
+            </w:tcBorders>
+            <w:tcMar>
+              <w:top w:type="dxa" w:w="80"/>
+              <w:left w:type="dxa" w:w="120"/>
+              <w:bottom w:type="dxa" w:w="80"/>
+              <w:right w:type="dxa" w:w="120"/>
+            </w:tcMar>
+          </w:tcPr>
+          <w:p>
+            <w:r>
+              <w:rPr>
+                <w:sz w:val="20"/>
+                <w:szCs w:val="20"/>
+              </w:rPr>
+              <w:t xml:space="preserve">3</w:t>
+            </w:r>
+          </w:p>
+        </w:tc>
+        <w:tc>
+          <w:tcPr>
+            <w:tcW w:type="dxa" w:w="2438"/>
+            <w:tcBorders>
+              <w:top w:val="single" w:color="AAAAAA" w:sz="4"/>
+              <w:left w:val="single" w:color="AAAAAA" w:sz="4"/>
+              <w:bottom w:val="single" w:color="AAAAAA" w:sz="4"/>
+              <w:right w:val="single" w:color="AAAAAA" w:sz="4"/>
+            </w:tcBorders>
+            <w:tcMar>
+              <w:top w:type="dxa" w:w="80"/>
+              <w:left w:type="dxa" w:w="120"/>
+              <w:bottom w:type="dxa" w:w="80"/>
+              <w:right w:type="dxa" w:w="120"/>
+            </w:tcMar>
+          </w:tcPr>
+          <w:p>
+            <w:r>
+              <w:rPr>
+                <w:sz w:val="20"/>
+                <w:szCs w:val="20"/>
+              </w:rPr>
+              <w:t xml:space="preserve">Tabela da relação com ambas as PKs</w:t>
             </w:r>
           </w:p>
         </w:tc>
@@ -4176,15 +3813,15 @@
     </w:tbl>
     <w:p>
       <w:pPr>
+        <w:spacing w:after="120"/>
+      </w:pPr>
+      <w:r>
+        <w:t xml:space="preserve"/>
+      </w:r>
+    </w:p>
+    <w:p>
+      <w:pPr>
         <w:spacing w:after="80"/>
-      </w:pPr>
-      <w:r>
-        <w:t xml:space="preserve"/>
-      </w:r>
-    </w:p>
-    <w:p>
-      <w:pPr>
-        <w:spacing w:after="60"/>
       </w:pPr>
       <w:r>
         <w:rPr>
@@ -4193,73 +3830,43 @@
           <w:sz w:val="20"/>
           <w:szCs w:val="20"/>
         </w:rPr>
-        <w:t xml:space="preserve">Passo B — Observação: </w:t>
-      </w:r>
+        <w:t xml:space="preserve">Aplicação (tabelas resultantes):</w:t>
+      </w:r>
+    </w:p>
+    <w:p>
+      <w:pPr>
+        <w:spacing w:after="60"/>
+      </w:pPr>
       <w:r>
         <w:rPr>
-          <w:sz w:val="20"/>
-          <w:szCs w:val="20"/>
-        </w:rPr>
-        <w:t xml:space="preserve">☐  Há NULLs?     </w:t>
-      </w:r>
-      <w:r>
-        <w:rPr>
-          <w:sz w:val="20"/>
-          <w:szCs w:val="20"/>
-        </w:rPr>
-        <w:t xml:space="preserve">☑  Há repetições?</w:t>
-      </w:r>
-    </w:p>
-    <w:p>
-      <w:pPr>
-        <w:spacing w:after="60"/>
-      </w:pPr>
-      <w:r>
-        <w:rPr>
-          <w:b/>
-          <w:bCs/>
-          <w:sz w:val="20"/>
-          <w:szCs w:val="20"/>
-        </w:rPr>
-        <w:t xml:space="preserve">Passo C — Decisão: </w:t>
-      </w:r>
-      <w:r>
-        <w:rPr>
-          <w:sz w:val="20"/>
-          <w:szCs w:val="20"/>
-        </w:rPr>
-        <w:t xml:space="preserve">☐  Fica assim (2 tabelas)     </w:t>
-      </w:r>
-      <w:r>
-        <w:rPr>
-          <w:sz w:val="20"/>
-          <w:szCs w:val="20"/>
-        </w:rPr>
-        <w:t xml:space="preserve">☑  Criar tabela associativa: Autoria (3 tabelas)</w:t>
-      </w:r>
-    </w:p>
-    <w:p>
-      <w:pPr>
-        <w:spacing w:after="200"/>
-      </w:pPr>
-      <w:r>
-        <w:rPr>
-          <w:b/>
-          <w:bCs/>
-          <w:sz w:val="20"/>
-          <w:szCs w:val="20"/>
-        </w:rPr>
-        <w:t xml:space="preserve">Passo D — Regra aplicada: </w:t>
-      </w:r>
-      <w:r>
-        <w:rPr>
-          <w:b/>
-          <w:bCs/>
+          <w:rFonts w:ascii="Consolas" w:cs="Consolas" w:eastAsia="Consolas" w:hAnsi="Consolas"/>
           <w:color w:val="1F3864"/>
           <w:sz w:val="20"/>
           <w:szCs w:val="20"/>
         </w:rPr>
-        <w:t xml:space="preserve">Regra 6</w:t>
+        <w:t xml:space="preserve">Autor(codAutor, nome, nacionalidade)</w:t>
+      </w:r>
+    </w:p>
+    <w:p>
+      <w:pPr>
+        <w:spacing w:after="60"/>
+      </w:pPr>
+      <w:r>
+        <w:rPr>
+          <w:rFonts w:ascii="Consolas" w:cs="Consolas" w:eastAsia="Consolas" w:hAnsi="Consolas"/>
+          <w:color w:val="1F3864"/>
+          <w:sz w:val="20"/>
+          <w:szCs w:val="20"/>
+        </w:rPr>
+        <w:t xml:space="preserve">Autoria(#codAutor, #ISBN)</w:t>
+      </w:r>
+    </w:p>
+    <w:p>
+      <w:pPr>
+        <w:spacing w:after="120"/>
+      </w:pPr>
+      <w:r>
+        <w:t xml:space="preserve"/>
       </w:r>
     </w:p>
     <w:p>

--- a/docs/er/worksheets/worksheet-guiado-1-biblioteca-solucao.docx
+++ b/docs/er/worksheets/worksheet-guiado-1-biblioteca-solucao.docx
@@ -1260,7 +1260,7 @@
                 <w:sz w:val="20"/>
                 <w:szCs w:val="20"/>
               </w:rPr>
-              <w:t xml:space="preserve">Obra do acervo</w:t>
+              <w:t xml:space="preserve">Exemplar físico da obra (cota única na estante)</w:t>
             </w:r>
           </w:p>
         </w:tc>
@@ -1786,7 +1786,7 @@
                 <w:sz w:val="20"/>
                 <w:szCs w:val="20"/>
               </w:rPr>
-              <w:t xml:space="preserve">escreve</w:t>
+              <w:t xml:space="preserve">escrito_por</w:t>
             </w:r>
           </w:p>
         </w:tc>
@@ -1812,33 +1812,33 @@
                 <w:sz w:val="20"/>
                 <w:szCs w:val="20"/>
               </w:rPr>
+              <w:t xml:space="preserve">Livro</w:t>
+            </w:r>
+          </w:p>
+        </w:tc>
+        <w:tc>
+          <w:tcPr>
+            <w:tcW w:type="dxa" w:w="3238"/>
+            <w:tcBorders>
+              <w:top w:val="single" w:color="AAAAAA" w:sz="4"/>
+              <w:left w:val="single" w:color="AAAAAA" w:sz="4"/>
+              <w:bottom w:val="single" w:color="AAAAAA" w:sz="4"/>
+              <w:right w:val="single" w:color="AAAAAA" w:sz="4"/>
+            </w:tcBorders>
+            <w:tcMar>
+              <w:top w:type="dxa" w:w="80"/>
+              <w:left w:type="dxa" w:w="120"/>
+              <w:bottom w:type="dxa" w:w="80"/>
+              <w:right w:type="dxa" w:w="120"/>
+            </w:tcMar>
+          </w:tcPr>
+          <w:p>
+            <w:r>
+              <w:rPr>
+                <w:sz w:val="20"/>
+                <w:szCs w:val="20"/>
+              </w:rPr>
               <w:t xml:space="preserve">Autor</w:t>
-            </w:r>
-          </w:p>
-        </w:tc>
-        <w:tc>
-          <w:tcPr>
-            <w:tcW w:type="dxa" w:w="3238"/>
-            <w:tcBorders>
-              <w:top w:val="single" w:color="AAAAAA" w:sz="4"/>
-              <w:left w:val="single" w:color="AAAAAA" w:sz="4"/>
-              <w:bottom w:val="single" w:color="AAAAAA" w:sz="4"/>
-              <w:right w:val="single" w:color="AAAAAA" w:sz="4"/>
-            </w:tcBorders>
-            <w:tcMar>
-              <w:top w:type="dxa" w:w="80"/>
-              <w:left w:type="dxa" w:w="120"/>
-              <w:bottom w:type="dxa" w:w="80"/>
-              <w:right w:type="dxa" w:w="120"/>
-            </w:tcMar>
-          </w:tcPr>
-          <w:p>
-            <w:r>
-              <w:rPr>
-                <w:sz w:val="20"/>
-                <w:szCs w:val="20"/>
-              </w:rPr>
-              <w:t xml:space="preserve">Livro</w:t>
             </w:r>
           </w:p>
         </w:tc>
@@ -2203,7 +2203,7 @@
           <w:sz w:val="22"/>
           <w:szCs w:val="22"/>
         </w:rPr>
-        <w:t xml:space="preserve">2. Um livro pode ser requisitado por vários leitores (em datas diferentes).</w:t>
+        <w:t xml:space="preserve">2. Um livro, enquanto está emprestado, só pode ser requisitado por um único leitor (não pode ser emprestado a dois em simultâneo).</w:t>
       </w:r>
     </w:p>
     <w:p>
@@ -2221,7 +2221,7 @@
           <w:sz w:val="22"/>
           <w:szCs w:val="22"/>
         </w:rPr>
-        <w:t xml:space="preserve">3. Um livro tem pelo menos um autor; pode ter vários co-autores.</w:t>
+        <w:t xml:space="preserve">3. Nem todo livro tem empréstimo activo; nem todo leitor tem livro requisitado.</w:t>
       </w:r>
     </w:p>
     <w:p>
@@ -2239,7 +2239,7 @@
           <w:sz w:val="22"/>
           <w:szCs w:val="22"/>
         </w:rPr>
-        <w:t xml:space="preserve">4. Um autor pode escrever vários livros.</w:t>
+        <w:t xml:space="preserve">4. Um livro tem pelo menos um autor; pode ter vários co-autores.</w:t>
       </w:r>
     </w:p>
     <w:p>
@@ -2257,25 +2257,7 @@
           <w:sz w:val="22"/>
           <w:szCs w:val="22"/>
         </w:rPr>
-        <w:t xml:space="preserve">5. Nem todo leitor tem empréstimo activo; nem todo livro está emprestado.</w:t>
-      </w:r>
-    </w:p>
-    <w:p>
-      <w:pPr>
-        <w:pBdr>
-          <w:bottom w:val="single" w:color="AAAAAA" w:sz="4" w:space="1"/>
-        </w:pBdr>
-        <w:spacing w:after="120"/>
-      </w:pPr>
-      <w:r>
-        <w:rPr>
-          <w:i w:val="false"/>
-          <w:iCs w:val="false"/>
-          <w:color w:val="000000"/>
-          <w:sz w:val="22"/>
-          <w:szCs w:val="22"/>
-        </w:rPr>
-        <w:t xml:space="preserve">6. O mesmo leitor pode requisitar o mesmo livro em datas diferentes.</w:t>
+        <w:t xml:space="preserve">5. Um autor pode escrever vários livros.</w:t>
       </w:r>
     </w:p>
     <w:p>
@@ -2565,7 +2547,7 @@
                 <w:sz w:val="20"/>
                 <w:szCs w:val="20"/>
               </w:rPr>
-              <w:t xml:space="preserve">codLeitor, nome, BI, morada, telefone, email</w:t>
+              <w:t xml:space="preserve">Num_Leitor, NIF, CC, nome, morada, email, contacto, observações</w:t>
             </w:r>
           </w:p>
         </w:tc>
@@ -2591,7 +2573,7 @@
                 <w:sz w:val="20"/>
                 <w:szCs w:val="20"/>
               </w:rPr>
-              <w:t xml:space="preserve">codLeitor</w:t>
+              <w:t xml:space="preserve">Num_Leitor</w:t>
             </w:r>
           </w:p>
         </w:tc>
@@ -2617,7 +2599,7 @@
                 <w:sz w:val="20"/>
                 <w:szCs w:val="20"/>
               </w:rPr>
-              <w:t xml:space="preserve">requisita Livro (M:N)</w:t>
+              <w:t xml:space="preserve">requisita Livro (1:N)</w:t>
             </w:r>
           </w:p>
         </w:tc>
@@ -2671,7 +2653,7 @@
                 <w:sz w:val="20"/>
                 <w:szCs w:val="20"/>
               </w:rPr>
-              <w:t xml:space="preserve">ISBN, titulo, anoPublicacao, editora, numExemplares</w:t>
+              <w:t xml:space="preserve">cota, ISBN, título, data, edição, editora</w:t>
             </w:r>
           </w:p>
         </w:tc>
@@ -2697,7 +2679,7 @@
                 <w:sz w:val="20"/>
                 <w:szCs w:val="20"/>
               </w:rPr>
-              <w:t xml:space="preserve">ISBN</w:t>
+              <w:t xml:space="preserve">cota</w:t>
             </w:r>
           </w:p>
         </w:tc>
@@ -2723,7 +2705,7 @@
                 <w:sz w:val="20"/>
                 <w:szCs w:val="20"/>
               </w:rPr>
-              <w:t xml:space="preserve">requisitado (M:N); escrito (M:N)</w:t>
+              <w:t xml:space="preserve">requisitado (1:N); escrito (N:M)</w:t>
             </w:r>
           </w:p>
         </w:tc>
@@ -2777,7 +2759,7 @@
                 <w:sz w:val="20"/>
                 <w:szCs w:val="20"/>
               </w:rPr>
-              <w:t xml:space="preserve">codAutor, nome, nacionalidade</w:t>
+              <w:t xml:space="preserve">Id_autor, nome, nacionalidade, dataNascimento</w:t>
             </w:r>
           </w:p>
         </w:tc>
@@ -2803,7 +2785,7 @@
                 <w:sz w:val="20"/>
                 <w:szCs w:val="20"/>
               </w:rPr>
-              <w:t xml:space="preserve">codAutor</w:t>
+              <w:t xml:space="preserve">Id_autor</w:t>
             </w:r>
           </w:p>
         </w:tc>
@@ -2829,7 +2811,7 @@
                 <w:sz w:val="20"/>
                 <w:szCs w:val="20"/>
               </w:rPr>
-              <w:t xml:space="preserve">escreve Livro (M:N)</w:t>
+              <w:t xml:space="preserve">escreve Livro (N:M)</w:t>
             </w:r>
           </w:p>
         </w:tc>
@@ -3092,7 +3074,7 @@
           <w:sz w:val="22"/>
           <w:szCs w:val="22"/>
         </w:rPr>
-        <w:t xml:space="preserve">  Relação: Leitor ↔ Livro (N:M)</w:t>
+        <w:t xml:space="preserve">  Relação: Leitor ↔ Livro (1:N, não obrig. ambas)</w:t>
       </w:r>
     </w:p>
     <w:tbl>
@@ -3292,7 +3274,7 @@
                 <w:sz w:val="20"/>
                 <w:szCs w:val="20"/>
               </w:rPr>
-              <w:t xml:space="preserve">N:M</w:t>
+              <w:t xml:space="preserve">1:N</w:t>
             </w:r>
           </w:p>
         </w:tc>
@@ -3344,7 +3326,7 @@
                 <w:sz w:val="20"/>
                 <w:szCs w:val="20"/>
               </w:rPr>
-              <w:t xml:space="preserve">Regra 6</w:t>
+              <w:t xml:space="preserve">Regra 5</w:t>
             </w:r>
           </w:p>
         </w:tc>
@@ -3435,13 +3417,18 @@
           <w:sz w:val="20"/>
           <w:szCs w:val="20"/>
         </w:rPr>
-        <w:t xml:space="preserve">Leitor(codLeitor, nome, BI, morada, telefone, email)</w:t>
-      </w:r>
-    </w:p>
-    <w:p>
-      <w:pPr>
-        <w:spacing w:after="60"/>
-      </w:pPr>
+        <w:t xml:space="preserve">LEITOR (</w:t>
+      </w:r>
+      <w:r>
+        <w:rPr>
+          <w:rFonts w:ascii="Consolas" w:cs="Consolas" w:eastAsia="Consolas" w:hAnsi="Consolas"/>
+          <w:color w:val="1F3864"/>
+          <w:sz w:val="20"/>
+          <w:szCs w:val="20"/>
+          <w:u w:val="single"/>
+        </w:rPr>
+        <w:t xml:space="preserve">Num_Leitor</w:t>
+      </w:r>
       <w:r>
         <w:rPr>
           <w:rFonts w:ascii="Consolas" w:cs="Consolas" w:eastAsia="Consolas" w:hAnsi="Consolas"/>
@@ -3449,7 +3436,7 @@
           <w:sz w:val="20"/>
           <w:szCs w:val="20"/>
         </w:rPr>
-        <w:t xml:space="preserve">Livro(ISBN, titulo, anoPublicacao, editora, numExemplares)</w:t>
+        <w:t xml:space="preserve">, NIF, CC, nome, morada, email, contacto, observações)</w:t>
       </w:r>
     </w:p>
     <w:p>
@@ -3463,7 +3450,78 @@
           <w:sz w:val="20"/>
           <w:szCs w:val="20"/>
         </w:rPr>
-        <w:t xml:space="preserve">Empréstimo(#codLeitor, #ISBN, dataEmprestimo, dataDevolucao, devolvido)</w:t>
+        <w:t xml:space="preserve">LIVRO (</w:t>
+      </w:r>
+      <w:r>
+        <w:rPr>
+          <w:rFonts w:ascii="Consolas" w:cs="Consolas" w:eastAsia="Consolas" w:hAnsi="Consolas"/>
+          <w:color w:val="1F3864"/>
+          <w:sz w:val="20"/>
+          <w:szCs w:val="20"/>
+          <w:u w:val="single"/>
+        </w:rPr>
+        <w:t xml:space="preserve">cota</w:t>
+      </w:r>
+      <w:r>
+        <w:rPr>
+          <w:rFonts w:ascii="Consolas" w:cs="Consolas" w:eastAsia="Consolas" w:hAnsi="Consolas"/>
+          <w:color w:val="1F3864"/>
+          <w:sz w:val="20"/>
+          <w:szCs w:val="20"/>
+        </w:rPr>
+        <w:t xml:space="preserve">, ISBN, título, data, edição, editora)</w:t>
+      </w:r>
+    </w:p>
+    <w:p>
+      <w:pPr>
+        <w:spacing w:after="60"/>
+      </w:pPr>
+      <w:r>
+        <w:rPr>
+          <w:rFonts w:ascii="Consolas" w:cs="Consolas" w:eastAsia="Consolas" w:hAnsi="Consolas"/>
+          <w:color w:val="1F3864"/>
+          <w:sz w:val="20"/>
+          <w:szCs w:val="20"/>
+        </w:rPr>
+        <w:t xml:space="preserve">REQUISITAR (</w:t>
+      </w:r>
+      <w:r>
+        <w:rPr>
+          <w:rFonts w:ascii="Consolas" w:cs="Consolas" w:eastAsia="Consolas" w:hAnsi="Consolas"/>
+          <w:color w:val="1F3864"/>
+          <w:sz w:val="20"/>
+          <w:szCs w:val="20"/>
+          <w:u w:val="single"/>
+        </w:rPr>
+        <w:t xml:space="preserve">Num_Leitor</w:t>
+      </w:r>
+      <w:r>
+        <w:rPr>
+          <w:rFonts w:ascii="Consolas" w:cs="Consolas" w:eastAsia="Consolas" w:hAnsi="Consolas"/>
+          <w:color w:val="1F3864"/>
+          <w:sz w:val="20"/>
+          <w:szCs w:val="20"/>
+        </w:rPr>
+        <w:t xml:space="preserve">, </w:t>
+      </w:r>
+      <w:r>
+        <w:rPr>
+          <w:rFonts w:ascii="Consolas" w:cs="Consolas" w:eastAsia="Consolas" w:hAnsi="Consolas"/>
+          <w:color w:val="1F3864"/>
+          <w:sz w:val="20"/>
+          <w:szCs w:val="20"/>
+          <w:u w:val="single"/>
+        </w:rPr>
+        <w:t xml:space="preserve">cota</w:t>
+      </w:r>
+      <w:r>
+        <w:rPr>
+          <w:rFonts w:ascii="Consolas" w:cs="Consolas" w:eastAsia="Consolas" w:hAnsi="Consolas"/>
+          <w:color w:val="1F3864"/>
+          <w:sz w:val="20"/>
+          <w:szCs w:val="20"/>
+        </w:rPr>
+        <w:t xml:space="preserve">)</w:t>
       </w:r>
     </w:p>
     <w:p>
@@ -3477,7 +3535,7 @@
           <w:sz w:val="20"/>
           <w:szCs w:val="20"/>
         </w:rPr>
-        <w:t xml:space="preserve">Nota: N:M → Regra 6 sempre, sem excepção</w:t>
+        <w:t xml:space="preserve">Nota: Um livro só está emprestado a um leitor de cada vez, mas sem obrigatoriedade → Regra 5 (não Regra 4 nem 6)</w:t>
       </w:r>
     </w:p>
     <w:p>
@@ -3844,13 +3902,18 @@
           <w:sz w:val="20"/>
           <w:szCs w:val="20"/>
         </w:rPr>
-        <w:t xml:space="preserve">Autor(codAutor, nome, nacionalidade)</w:t>
-      </w:r>
-    </w:p>
-    <w:p>
-      <w:pPr>
-        <w:spacing w:after="60"/>
-      </w:pPr>
+        <w:t xml:space="preserve">AUTOR (</w:t>
+      </w:r>
+      <w:r>
+        <w:rPr>
+          <w:rFonts w:ascii="Consolas" w:cs="Consolas" w:eastAsia="Consolas" w:hAnsi="Consolas"/>
+          <w:color w:val="1F3864"/>
+          <w:sz w:val="20"/>
+          <w:szCs w:val="20"/>
+          <w:u w:val="single"/>
+        </w:rPr>
+        <w:t xml:space="preserve">Id_autor</w:t>
+      </w:r>
       <w:r>
         <w:rPr>
           <w:rFonts w:ascii="Consolas" w:cs="Consolas" w:eastAsia="Consolas" w:hAnsi="Consolas"/>
@@ -3858,7 +3921,59 @@
           <w:sz w:val="20"/>
           <w:szCs w:val="20"/>
         </w:rPr>
-        <w:t xml:space="preserve">Autoria(#codAutor, #ISBN)</w:t>
+        <w:t xml:space="preserve">, nome, nacionalidade, dataNascimento)</w:t>
+      </w:r>
+    </w:p>
+    <w:p>
+      <w:pPr>
+        <w:spacing w:after="60"/>
+      </w:pPr>
+      <w:r>
+        <w:rPr>
+          <w:rFonts w:ascii="Consolas" w:cs="Consolas" w:eastAsia="Consolas" w:hAnsi="Consolas"/>
+          <w:color w:val="1F3864"/>
+          <w:sz w:val="20"/>
+          <w:szCs w:val="20"/>
+        </w:rPr>
+        <w:t xml:space="preserve">ESCREVER (</w:t>
+      </w:r>
+      <w:r>
+        <w:rPr>
+          <w:rFonts w:ascii="Consolas" w:cs="Consolas" w:eastAsia="Consolas" w:hAnsi="Consolas"/>
+          <w:color w:val="1F3864"/>
+          <w:sz w:val="20"/>
+          <w:szCs w:val="20"/>
+          <w:u w:val="single"/>
+        </w:rPr>
+        <w:t xml:space="preserve">cota</w:t>
+      </w:r>
+      <w:r>
+        <w:rPr>
+          <w:rFonts w:ascii="Consolas" w:cs="Consolas" w:eastAsia="Consolas" w:hAnsi="Consolas"/>
+          <w:color w:val="1F3864"/>
+          <w:sz w:val="20"/>
+          <w:szCs w:val="20"/>
+        </w:rPr>
+        <w:t xml:space="preserve">, </w:t>
+      </w:r>
+      <w:r>
+        <w:rPr>
+          <w:rFonts w:ascii="Consolas" w:cs="Consolas" w:eastAsia="Consolas" w:hAnsi="Consolas"/>
+          <w:color w:val="1F3864"/>
+          <w:sz w:val="20"/>
+          <w:szCs w:val="20"/>
+          <w:u w:val="single"/>
+        </w:rPr>
+        <w:t xml:space="preserve">Id_autor</w:t>
+      </w:r>
+      <w:r>
+        <w:rPr>
+          <w:rFonts w:ascii="Consolas" w:cs="Consolas" w:eastAsia="Consolas" w:hAnsi="Consolas"/>
+          <w:color w:val="1F3864"/>
+          <w:sz w:val="20"/>
+          <w:szCs w:val="20"/>
+        </w:rPr>
+        <w:t xml:space="preserve">)</w:t>
       </w:r>
     </w:p>
     <w:p>
@@ -4060,7 +4175,7 @@
                 <w:sz w:val="20"/>
                 <w:szCs w:val="20"/>
               </w:rPr>
-              <w:t xml:space="preserve">Leitor</w:t>
+              <w:t xml:space="preserve">LEITOR</w:t>
             </w:r>
           </w:p>
         </w:tc>
@@ -4086,7 +4201,7 @@
                 <w:sz w:val="20"/>
                 <w:szCs w:val="20"/>
               </w:rPr>
-              <w:t xml:space="preserve">codLeitor; BI</w:t>
+              <w:t xml:space="preserve">Num_Leitor; NIF; CC</w:t>
             </w:r>
           </w:p>
         </w:tc>
@@ -4114,7 +4229,7 @@
                 <w:sz w:val="20"/>
                 <w:szCs w:val="20"/>
               </w:rPr>
-              <w:t xml:space="preserve">Livro</w:t>
+              <w:t xml:space="preserve">LIVRO</w:t>
             </w:r>
           </w:p>
         </w:tc>
@@ -4140,7 +4255,7 @@
                 <w:sz w:val="20"/>
                 <w:szCs w:val="20"/>
               </w:rPr>
-              <w:t xml:space="preserve">ISBN</w:t>
+              <w:t xml:space="preserve">cota; ISBN</w:t>
             </w:r>
           </w:p>
         </w:tc>
@@ -4168,7 +4283,7 @@
                 <w:sz w:val="20"/>
                 <w:szCs w:val="20"/>
               </w:rPr>
-              <w:t xml:space="preserve">Autor</w:t>
+              <w:t xml:space="preserve">AUTOR</w:t>
             </w:r>
           </w:p>
         </w:tc>
@@ -4194,7 +4309,7 @@
                 <w:sz w:val="20"/>
                 <w:szCs w:val="20"/>
               </w:rPr>
-              <w:t xml:space="preserve">codAutor</w:t>
+              <w:t xml:space="preserve">Id_autor</w:t>
             </w:r>
           </w:p>
         </w:tc>
@@ -4222,7 +4337,7 @@
                 <w:sz w:val="20"/>
                 <w:szCs w:val="20"/>
               </w:rPr>
-              <w:t xml:space="preserve">Empréstimo</w:t>
+              <w:t xml:space="preserve">REQUISITAR</w:t>
             </w:r>
           </w:p>
         </w:tc>
@@ -4248,7 +4363,7 @@
                 <w:sz w:val="20"/>
                 <w:szCs w:val="20"/>
               </w:rPr>
-              <w:t xml:space="preserve">(codLeitor, ISBN, dataEmprestimo)</w:t>
+              <w:t xml:space="preserve">(Num_Leitor, cota)</w:t>
             </w:r>
           </w:p>
         </w:tc>
@@ -4276,7 +4391,7 @@
                 <w:sz w:val="20"/>
                 <w:szCs w:val="20"/>
               </w:rPr>
-              <w:t xml:space="preserve">Autoria</w:t>
+              <w:t xml:space="preserve">ESCREVER</w:t>
             </w:r>
           </w:p>
         </w:tc>
@@ -4302,7 +4417,7 @@
                 <w:sz w:val="20"/>
                 <w:szCs w:val="20"/>
               </w:rPr>
-              <w:t xml:space="preserve">(codAutor, ISBN)</w:t>
+              <w:t xml:space="preserve">(cota, Id_autor)</w:t>
             </w:r>
           </w:p>
         </w:tc>
@@ -4590,7 +4705,7 @@
                 <w:sz w:val="20"/>
                 <w:szCs w:val="20"/>
               </w:rPr>
-              <w:t xml:space="preserve">Leitor</w:t>
+              <w:t xml:space="preserve">LEITOR</w:t>
             </w:r>
           </w:p>
         </w:tc>
@@ -4616,7 +4731,7 @@
                 <w:sz w:val="20"/>
                 <w:szCs w:val="20"/>
               </w:rPr>
-              <w:t xml:space="preserve">codLeitor</w:t>
+              <w:t xml:space="preserve">Num_Leitor</w:t>
             </w:r>
           </w:p>
         </w:tc>
@@ -4642,7 +4757,7 @@
                 <w:sz w:val="20"/>
                 <w:szCs w:val="20"/>
               </w:rPr>
-              <w:t xml:space="preserve">Código interno estável; BI pode mudar (CC novo)</w:t>
+              <w:t xml:space="preserve">Código interno estável; NIF e CC podem mudar</w:t>
             </w:r>
           </w:p>
         </w:tc>
@@ -4670,7 +4785,7 @@
                 <w:sz w:val="20"/>
                 <w:szCs w:val="20"/>
               </w:rPr>
-              <w:t xml:space="preserve">Livro</w:t>
+              <w:t xml:space="preserve">LIVRO</w:t>
             </w:r>
           </w:p>
         </w:tc>
@@ -4696,7 +4811,7 @@
                 <w:sz w:val="20"/>
                 <w:szCs w:val="20"/>
               </w:rPr>
-              <w:t xml:space="preserve">ISBN</w:t>
+              <w:t xml:space="preserve">cota</w:t>
             </w:r>
           </w:p>
         </w:tc>
@@ -4722,7 +4837,7 @@
                 <w:sz w:val="20"/>
                 <w:szCs w:val="20"/>
               </w:rPr>
-              <w:t xml:space="preserve">Identificador internacional único</w:t>
+              <w:t xml:space="preserve">Identificador único do exemplar físico; ISBN é comum a várias cópias</w:t>
             </w:r>
           </w:p>
         </w:tc>
@@ -4750,7 +4865,7 @@
                 <w:sz w:val="20"/>
                 <w:szCs w:val="20"/>
               </w:rPr>
-              <w:t xml:space="preserve">Autor</w:t>
+              <w:t xml:space="preserve">AUTOR</w:t>
             </w:r>
           </w:p>
         </w:tc>
@@ -4776,7 +4891,7 @@
                 <w:sz w:val="20"/>
                 <w:szCs w:val="20"/>
               </w:rPr>
-              <w:t xml:space="preserve">codAutor</w:t>
+              <w:t xml:space="preserve">Id_autor</w:t>
             </w:r>
           </w:p>
         </w:tc>
@@ -4830,7 +4945,7 @@
                 <w:sz w:val="20"/>
                 <w:szCs w:val="20"/>
               </w:rPr>
-              <w:t xml:space="preserve">Empréstimo</w:t>
+              <w:t xml:space="preserve">REQUISITAR</w:t>
             </w:r>
           </w:p>
         </w:tc>
@@ -4856,7 +4971,7 @@
                 <w:sz w:val="20"/>
                 <w:szCs w:val="20"/>
               </w:rPr>
-              <w:t xml:space="preserve">(codLeitor, ISBN, dataEmprestimo)</w:t>
+              <w:t xml:space="preserve">(Num_Leitor, cota)</w:t>
             </w:r>
           </w:p>
         </w:tc>
@@ -4882,7 +4997,7 @@
                 <w:sz w:val="20"/>
                 <w:szCs w:val="20"/>
               </w:rPr>
-              <w:t xml:space="preserve">Mesmo leitor pode requisitar mesmo livro em datas distintas</w:t>
+              <w:t xml:space="preserve">PK composta — uma requisição activa por par leitor-livro</w:t>
             </w:r>
           </w:p>
         </w:tc>
@@ -4910,7 +5025,7 @@
                 <w:sz w:val="20"/>
                 <w:szCs w:val="20"/>
               </w:rPr>
-              <w:t xml:space="preserve">Autoria</w:t>
+              <w:t xml:space="preserve">ESCREVER</w:t>
             </w:r>
           </w:p>
         </w:tc>
@@ -4936,7 +5051,7 @@
                 <w:sz w:val="20"/>
                 <w:szCs w:val="20"/>
               </w:rPr>
-              <w:t xml:space="preserve">(codAutor, ISBN)</w:t>
+              <w:t xml:space="preserve">(cota, Id_autor)</w:t>
             </w:r>
           </w:p>
         </w:tc>
@@ -4962,7 +5077,7 @@
                 <w:sz w:val="20"/>
                 <w:szCs w:val="20"/>
               </w:rPr>
-              <w:t xml:space="preserve">Um autor só co-assina uma vez o mesmo livro</w:t>
+              <w:t xml:space="preserve">PK composta — um autor só co-assina uma vez o mesmo livro</w:t>
             </w:r>
           </w:p>
         </w:tc>
@@ -5151,13 +5266,18 @@
           <w:sz w:val="22"/>
           <w:szCs w:val="22"/>
         </w:rPr>
-        <w:t xml:space="preserve">Leitor(codLeitor, nome, BI, morada, telefone, email)</w:t>
-      </w:r>
-    </w:p>
-    <w:p>
-      <w:pPr>
-        <w:spacing w:after="80"/>
-      </w:pPr>
+        <w:t xml:space="preserve">LEITOR (</w:t>
+      </w:r>
+      <w:r>
+        <w:rPr>
+          <w:rFonts w:ascii="Consolas" w:cs="Consolas" w:eastAsia="Consolas" w:hAnsi="Consolas"/>
+          <w:color w:val="1F3864"/>
+          <w:sz w:val="22"/>
+          <w:szCs w:val="22"/>
+          <w:u w:val="single"/>
+        </w:rPr>
+        <w:t xml:space="preserve">Num_Leitor</w:t>
+      </w:r>
       <w:r>
         <w:rPr>
           <w:rFonts w:ascii="Consolas" w:cs="Consolas" w:eastAsia="Consolas" w:hAnsi="Consolas"/>
@@ -5165,7 +5285,7 @@
           <w:sz w:val="22"/>
           <w:szCs w:val="22"/>
         </w:rPr>
-        <w:t xml:space="preserve">Livro(ISBN, titulo, anoPublicacao, editora, numExemplares)</w:t>
+        <w:t xml:space="preserve">, NIF, CC, nome, morada, email, contacto, observações)</w:t>
       </w:r>
     </w:p>
     <w:p>
@@ -5179,13 +5299,18 @@
           <w:sz w:val="22"/>
           <w:szCs w:val="22"/>
         </w:rPr>
-        <w:t xml:space="preserve">Autor(codAutor, nome, nacionalidade)</w:t>
-      </w:r>
-    </w:p>
-    <w:p>
-      <w:pPr>
-        <w:spacing w:after="80"/>
-      </w:pPr>
+        <w:t xml:space="preserve">LIVRO (</w:t>
+      </w:r>
+      <w:r>
+        <w:rPr>
+          <w:rFonts w:ascii="Consolas" w:cs="Consolas" w:eastAsia="Consolas" w:hAnsi="Consolas"/>
+          <w:color w:val="1F3864"/>
+          <w:sz w:val="22"/>
+          <w:szCs w:val="22"/>
+          <w:u w:val="single"/>
+        </w:rPr>
+        <w:t xml:space="preserve">cota</w:t>
+      </w:r>
       <w:r>
         <w:rPr>
           <w:rFonts w:ascii="Consolas" w:cs="Consolas" w:eastAsia="Consolas" w:hAnsi="Consolas"/>
@@ -5193,7 +5318,7 @@
           <w:sz w:val="22"/>
           <w:szCs w:val="22"/>
         </w:rPr>
-        <w:t xml:space="preserve">Empréstimo(#codLeitor, #ISBN, dataEmprestimo, dataDevolucao, devolvido)</w:t>
+        <w:t xml:space="preserve">, ISBN, título, data, edição, editora)</w:t>
       </w:r>
     </w:p>
     <w:p>
@@ -5207,7 +5332,130 @@
           <w:sz w:val="22"/>
           <w:szCs w:val="22"/>
         </w:rPr>
-        <w:t xml:space="preserve">Autoria(#codAutor, #ISBN)</w:t>
+        <w:t xml:space="preserve">AUTOR (</w:t>
+      </w:r>
+      <w:r>
+        <w:rPr>
+          <w:rFonts w:ascii="Consolas" w:cs="Consolas" w:eastAsia="Consolas" w:hAnsi="Consolas"/>
+          <w:color w:val="1F3864"/>
+          <w:sz w:val="22"/>
+          <w:szCs w:val="22"/>
+          <w:u w:val="single"/>
+        </w:rPr>
+        <w:t xml:space="preserve">Id_autor</w:t>
+      </w:r>
+      <w:r>
+        <w:rPr>
+          <w:rFonts w:ascii="Consolas" w:cs="Consolas" w:eastAsia="Consolas" w:hAnsi="Consolas"/>
+          <w:color w:val="1F3864"/>
+          <w:sz w:val="22"/>
+          <w:szCs w:val="22"/>
+        </w:rPr>
+        <w:t xml:space="preserve">, nome, nacionalidade, dataNascimento)</w:t>
+      </w:r>
+    </w:p>
+    <w:p>
+      <w:pPr>
+        <w:spacing w:after="80"/>
+      </w:pPr>
+      <w:r>
+        <w:rPr>
+          <w:rFonts w:ascii="Consolas" w:cs="Consolas" w:eastAsia="Consolas" w:hAnsi="Consolas"/>
+          <w:color w:val="1F3864"/>
+          <w:sz w:val="22"/>
+          <w:szCs w:val="22"/>
+        </w:rPr>
+        <w:t xml:space="preserve">REQUISITAR (</w:t>
+      </w:r>
+      <w:r>
+        <w:rPr>
+          <w:rFonts w:ascii="Consolas" w:cs="Consolas" w:eastAsia="Consolas" w:hAnsi="Consolas"/>
+          <w:color w:val="1F3864"/>
+          <w:sz w:val="22"/>
+          <w:szCs w:val="22"/>
+          <w:u w:val="single"/>
+        </w:rPr>
+        <w:t xml:space="preserve">Num_Leitor</w:t>
+      </w:r>
+      <w:r>
+        <w:rPr>
+          <w:rFonts w:ascii="Consolas" w:cs="Consolas" w:eastAsia="Consolas" w:hAnsi="Consolas"/>
+          <w:color w:val="1F3864"/>
+          <w:sz w:val="22"/>
+          <w:szCs w:val="22"/>
+        </w:rPr>
+        <w:t xml:space="preserve">, </w:t>
+      </w:r>
+      <w:r>
+        <w:rPr>
+          <w:rFonts w:ascii="Consolas" w:cs="Consolas" w:eastAsia="Consolas" w:hAnsi="Consolas"/>
+          <w:color w:val="1F3864"/>
+          <w:sz w:val="22"/>
+          <w:szCs w:val="22"/>
+          <w:u w:val="single"/>
+        </w:rPr>
+        <w:t xml:space="preserve">cota</w:t>
+      </w:r>
+      <w:r>
+        <w:rPr>
+          <w:rFonts w:ascii="Consolas" w:cs="Consolas" w:eastAsia="Consolas" w:hAnsi="Consolas"/>
+          <w:color w:val="1F3864"/>
+          <w:sz w:val="22"/>
+          <w:szCs w:val="22"/>
+        </w:rPr>
+        <w:t xml:space="preserve">)</w:t>
+      </w:r>
+    </w:p>
+    <w:p>
+      <w:pPr>
+        <w:spacing w:after="80"/>
+      </w:pPr>
+      <w:r>
+        <w:rPr>
+          <w:rFonts w:ascii="Consolas" w:cs="Consolas" w:eastAsia="Consolas" w:hAnsi="Consolas"/>
+          <w:color w:val="1F3864"/>
+          <w:sz w:val="22"/>
+          <w:szCs w:val="22"/>
+        </w:rPr>
+        <w:t xml:space="preserve">ESCREVER (</w:t>
+      </w:r>
+      <w:r>
+        <w:rPr>
+          <w:rFonts w:ascii="Consolas" w:cs="Consolas" w:eastAsia="Consolas" w:hAnsi="Consolas"/>
+          <w:color w:val="1F3864"/>
+          <w:sz w:val="22"/>
+          <w:szCs w:val="22"/>
+          <w:u w:val="single"/>
+        </w:rPr>
+        <w:t xml:space="preserve">cota</w:t>
+      </w:r>
+      <w:r>
+        <w:rPr>
+          <w:rFonts w:ascii="Consolas" w:cs="Consolas" w:eastAsia="Consolas" w:hAnsi="Consolas"/>
+          <w:color w:val="1F3864"/>
+          <w:sz w:val="22"/>
+          <w:szCs w:val="22"/>
+        </w:rPr>
+        <w:t xml:space="preserve">, </w:t>
+      </w:r>
+      <w:r>
+        <w:rPr>
+          <w:rFonts w:ascii="Consolas" w:cs="Consolas" w:eastAsia="Consolas" w:hAnsi="Consolas"/>
+          <w:color w:val="1F3864"/>
+          <w:sz w:val="22"/>
+          <w:szCs w:val="22"/>
+          <w:u w:val="single"/>
+        </w:rPr>
+        <w:t xml:space="preserve">Id_autor</w:t>
+      </w:r>
+      <w:r>
+        <w:rPr>
+          <w:rFonts w:ascii="Consolas" w:cs="Consolas" w:eastAsia="Consolas" w:hAnsi="Consolas"/>
+          <w:color w:val="1F3864"/>
+          <w:sz w:val="22"/>
+          <w:szCs w:val="22"/>
+        </w:rPr>
+        <w:t xml:space="preserve">)</w:t>
       </w:r>
     </w:p>
     <w:p>
@@ -5471,7 +5719,7 @@
                 <w:sz w:val="20"/>
                 <w:szCs w:val="20"/>
               </w:rPr>
-              <w:t xml:space="preserve">codLeitor</w:t>
+              <w:t xml:space="preserve">Num_Leitor</w:t>
             </w:r>
           </w:p>
         </w:tc>
@@ -5577,7 +5825,7 @@
                 <w:sz w:val="20"/>
                 <w:szCs w:val="20"/>
               </w:rPr>
-              <w:t xml:space="preserve">nome</w:t>
+              <w:t xml:space="preserve">NIF</w:t>
             </w:r>
           </w:p>
         </w:tc>
@@ -5603,7 +5851,7 @@
                 <w:sz w:val="20"/>
                 <w:szCs w:val="20"/>
               </w:rPr>
-              <w:t xml:space="preserve">VARCHAR(100)</w:t>
+              <w:t xml:space="preserve">VARCHAR(9)</w:t>
             </w:r>
           </w:p>
         </w:tc>
@@ -5655,7 +5903,7 @@
                 <w:sz w:val="20"/>
                 <w:szCs w:val="20"/>
               </w:rPr>
-              <w:t xml:space="preserve">—</w:t>
+              <w:t xml:space="preserve">Único; 9 dígitos</w:t>
             </w:r>
           </w:p>
         </w:tc>
@@ -5683,7 +5931,7 @@
                 <w:sz w:val="20"/>
                 <w:szCs w:val="20"/>
               </w:rPr>
-              <w:t xml:space="preserve">BI</w:t>
+              <w:t xml:space="preserve">CC</w:t>
             </w:r>
           </w:p>
         </w:tc>
@@ -5709,7 +5957,7 @@
                 <w:sz w:val="20"/>
                 <w:szCs w:val="20"/>
               </w:rPr>
-              <w:t xml:space="preserve">VARCHAR(15)</w:t>
+              <w:t xml:space="preserve">VARCHAR(12)</w:t>
             </w:r>
           </w:p>
         </w:tc>
@@ -5761,7 +6009,7 @@
                 <w:sz w:val="20"/>
                 <w:szCs w:val="20"/>
               </w:rPr>
-              <w:t xml:space="preserve">Único</w:t>
+              <w:t xml:space="preserve">Único; nº Cartão de Cidadão</w:t>
             </w:r>
           </w:p>
         </w:tc>
@@ -5789,7 +6037,7 @@
                 <w:sz w:val="20"/>
                 <w:szCs w:val="20"/>
               </w:rPr>
-              <w:t xml:space="preserve">morada</w:t>
+              <w:t xml:space="preserve">nome</w:t>
             </w:r>
           </w:p>
         </w:tc>
@@ -5815,7 +6063,7 @@
                 <w:sz w:val="20"/>
                 <w:szCs w:val="20"/>
               </w:rPr>
-              <w:t xml:space="preserve">VARCHAR(200)</w:t>
+              <w:t xml:space="preserve">VARCHAR(100)</w:t>
             </w:r>
           </w:p>
         </w:tc>
@@ -5895,7 +6143,7 @@
                 <w:sz w:val="20"/>
                 <w:szCs w:val="20"/>
               </w:rPr>
-              <w:t xml:space="preserve">telefone</w:t>
+              <w:t xml:space="preserve">morada</w:t>
             </w:r>
           </w:p>
         </w:tc>
@@ -5921,7 +6169,7 @@
                 <w:sz w:val="20"/>
                 <w:szCs w:val="20"/>
               </w:rPr>
-              <w:t xml:space="preserve">VARCHAR(15)</w:t>
+              <w:t xml:space="preserve">VARCHAR(200)</w:t>
             </w:r>
           </w:p>
         </w:tc>
@@ -5947,7 +6195,7 @@
                 <w:sz w:val="20"/>
                 <w:szCs w:val="20"/>
               </w:rPr>
-              <w:t xml:space="preserve">Não</w:t>
+              <w:t xml:space="preserve">Sim</w:t>
             </w:r>
           </w:p>
         </w:tc>
@@ -5973,7 +6221,7 @@
                 <w:sz w:val="20"/>
                 <w:szCs w:val="20"/>
               </w:rPr>
-              <w:t xml:space="preserve">Formato nacional</w:t>
+              <w:t xml:space="preserve">—</w:t>
             </w:r>
           </w:p>
         </w:tc>
@@ -6080,6 +6328,218 @@
                 <w:szCs w:val="20"/>
               </w:rPr>
               <w:t xml:space="preserve">Formato email válido</w:t>
+            </w:r>
+          </w:p>
+        </w:tc>
+      </w:tr>
+      <w:tr>
+        <w:tc>
+          <w:tcPr>
+            <w:tcW w:type="dxa" w:w="2800"/>
+            <w:tcBorders>
+              <w:top w:val="single" w:color="AAAAAA" w:sz="4"/>
+              <w:left w:val="single" w:color="AAAAAA" w:sz="4"/>
+              <w:bottom w:val="single" w:color="AAAAAA" w:sz="4"/>
+              <w:right w:val="single" w:color="AAAAAA" w:sz="4"/>
+            </w:tcBorders>
+            <w:tcMar>
+              <w:top w:type="dxa" w:w="80"/>
+              <w:left w:type="dxa" w:w="120"/>
+              <w:bottom w:type="dxa" w:w="80"/>
+              <w:right w:type="dxa" w:w="120"/>
+            </w:tcMar>
+          </w:tcPr>
+          <w:p>
+            <w:r>
+              <w:rPr>
+                <w:sz w:val="20"/>
+                <w:szCs w:val="20"/>
+              </w:rPr>
+              <w:t xml:space="preserve">contacto</w:t>
+            </w:r>
+          </w:p>
+        </w:tc>
+        <w:tc>
+          <w:tcPr>
+            <w:tcW w:type="dxa" w:w="2600"/>
+            <w:tcBorders>
+              <w:top w:val="single" w:color="AAAAAA" w:sz="4"/>
+              <w:left w:val="single" w:color="AAAAAA" w:sz="4"/>
+              <w:bottom w:val="single" w:color="AAAAAA" w:sz="4"/>
+              <w:right w:val="single" w:color="AAAAAA" w:sz="4"/>
+            </w:tcBorders>
+            <w:tcMar>
+              <w:top w:type="dxa" w:w="80"/>
+              <w:left w:type="dxa" w:w="120"/>
+              <w:bottom w:type="dxa" w:w="80"/>
+              <w:right w:type="dxa" w:w="120"/>
+            </w:tcMar>
+          </w:tcPr>
+          <w:p>
+            <w:r>
+              <w:rPr>
+                <w:sz w:val="20"/>
+                <w:szCs w:val="20"/>
+              </w:rPr>
+              <w:t xml:space="preserve">VARCHAR(15)</w:t>
+            </w:r>
+          </w:p>
+        </w:tc>
+        <w:tc>
+          <w:tcPr>
+            <w:tcW w:type="dxa" w:w="1600"/>
+            <w:tcBorders>
+              <w:top w:val="single" w:color="AAAAAA" w:sz="4"/>
+              <w:left w:val="single" w:color="AAAAAA" w:sz="4"/>
+              <w:bottom w:val="single" w:color="AAAAAA" w:sz="4"/>
+              <w:right w:val="single" w:color="AAAAAA" w:sz="4"/>
+            </w:tcBorders>
+            <w:tcMar>
+              <w:top w:type="dxa" w:w="80"/>
+              <w:left w:type="dxa" w:w="120"/>
+              <w:bottom w:type="dxa" w:w="80"/>
+              <w:right w:type="dxa" w:w="120"/>
+            </w:tcMar>
+          </w:tcPr>
+          <w:p>
+            <w:r>
+              <w:rPr>
+                <w:sz w:val="20"/>
+                <w:szCs w:val="20"/>
+              </w:rPr>
+              <w:t xml:space="preserve">Não</w:t>
+            </w:r>
+          </w:p>
+        </w:tc>
+        <w:tc>
+          <w:tcPr>
+            <w:tcW w:type="dxa" w:w="2638"/>
+            <w:tcBorders>
+              <w:top w:val="single" w:color="AAAAAA" w:sz="4"/>
+              <w:left w:val="single" w:color="AAAAAA" w:sz="4"/>
+              <w:bottom w:val="single" w:color="AAAAAA" w:sz="4"/>
+              <w:right w:val="single" w:color="AAAAAA" w:sz="4"/>
+            </w:tcBorders>
+            <w:tcMar>
+              <w:top w:type="dxa" w:w="80"/>
+              <w:left w:type="dxa" w:w="120"/>
+              <w:bottom w:type="dxa" w:w="80"/>
+              <w:right w:type="dxa" w:w="120"/>
+            </w:tcMar>
+          </w:tcPr>
+          <w:p>
+            <w:r>
+              <w:rPr>
+                <w:sz w:val="20"/>
+                <w:szCs w:val="20"/>
+              </w:rPr>
+              <w:t xml:space="preserve">Telefone nacional</w:t>
+            </w:r>
+          </w:p>
+        </w:tc>
+      </w:tr>
+      <w:tr>
+        <w:tc>
+          <w:tcPr>
+            <w:tcW w:type="dxa" w:w="2800"/>
+            <w:tcBorders>
+              <w:top w:val="single" w:color="AAAAAA" w:sz="4"/>
+              <w:left w:val="single" w:color="AAAAAA" w:sz="4"/>
+              <w:bottom w:val="single" w:color="AAAAAA" w:sz="4"/>
+              <w:right w:val="single" w:color="AAAAAA" w:sz="4"/>
+            </w:tcBorders>
+            <w:tcMar>
+              <w:top w:type="dxa" w:w="80"/>
+              <w:left w:type="dxa" w:w="120"/>
+              <w:bottom w:type="dxa" w:w="80"/>
+              <w:right w:type="dxa" w:w="120"/>
+            </w:tcMar>
+          </w:tcPr>
+          <w:p>
+            <w:r>
+              <w:rPr>
+                <w:sz w:val="20"/>
+                <w:szCs w:val="20"/>
+              </w:rPr>
+              <w:t xml:space="preserve">observações</w:t>
+            </w:r>
+          </w:p>
+        </w:tc>
+        <w:tc>
+          <w:tcPr>
+            <w:tcW w:type="dxa" w:w="2600"/>
+            <w:tcBorders>
+              <w:top w:val="single" w:color="AAAAAA" w:sz="4"/>
+              <w:left w:val="single" w:color="AAAAAA" w:sz="4"/>
+              <w:bottom w:val="single" w:color="AAAAAA" w:sz="4"/>
+              <w:right w:val="single" w:color="AAAAAA" w:sz="4"/>
+            </w:tcBorders>
+            <w:tcMar>
+              <w:top w:type="dxa" w:w="80"/>
+              <w:left w:type="dxa" w:w="120"/>
+              <w:bottom w:type="dxa" w:w="80"/>
+              <w:right w:type="dxa" w:w="120"/>
+            </w:tcMar>
+          </w:tcPr>
+          <w:p>
+            <w:r>
+              <w:rPr>
+                <w:sz w:val="20"/>
+                <w:szCs w:val="20"/>
+              </w:rPr>
+              <w:t xml:space="preserve">TEXT</w:t>
+            </w:r>
+          </w:p>
+        </w:tc>
+        <w:tc>
+          <w:tcPr>
+            <w:tcW w:type="dxa" w:w="1600"/>
+            <w:tcBorders>
+              <w:top w:val="single" w:color="AAAAAA" w:sz="4"/>
+              <w:left w:val="single" w:color="AAAAAA" w:sz="4"/>
+              <w:bottom w:val="single" w:color="AAAAAA" w:sz="4"/>
+              <w:right w:val="single" w:color="AAAAAA" w:sz="4"/>
+            </w:tcBorders>
+            <w:tcMar>
+              <w:top w:type="dxa" w:w="80"/>
+              <w:left w:type="dxa" w:w="120"/>
+              <w:bottom w:type="dxa" w:w="80"/>
+              <w:right w:type="dxa" w:w="120"/>
+            </w:tcMar>
+          </w:tcPr>
+          <w:p>
+            <w:r>
+              <w:rPr>
+                <w:sz w:val="20"/>
+                <w:szCs w:val="20"/>
+              </w:rPr>
+              <w:t xml:space="preserve">Não</w:t>
+            </w:r>
+          </w:p>
+        </w:tc>
+        <w:tc>
+          <w:tcPr>
+            <w:tcW w:type="dxa" w:w="2638"/>
+            <w:tcBorders>
+              <w:top w:val="single" w:color="AAAAAA" w:sz="4"/>
+              <w:left w:val="single" w:color="AAAAAA" w:sz="4"/>
+              <w:bottom w:val="single" w:color="AAAAAA" w:sz="4"/>
+              <w:right w:val="single" w:color="AAAAAA" w:sz="4"/>
+            </w:tcBorders>
+            <w:tcMar>
+              <w:top w:type="dxa" w:w="80"/>
+              <w:left w:type="dxa" w:w="120"/>
+              <w:bottom w:type="dxa" w:w="80"/>
+              <w:right w:type="dxa" w:w="120"/>
+            </w:tcMar>
+          </w:tcPr>
+          <w:p>
+            <w:r>
+              <w:rPr>
+                <w:sz w:val="20"/>
+                <w:szCs w:val="20"/>
+              </w:rPr>
+              <w:t xml:space="preserve">Notas livres</w:t>
             </w:r>
           </w:p>
         </w:tc>

--- a/docs/er/worksheets/worksheet-guiado-1-biblioteca-solucao.docx
+++ b/docs/er/worksheets/worksheet-guiado-1-biblioteca-solucao.docx
@@ -3378,7 +3378,7 @@
                 <w:sz w:val="20"/>
                 <w:szCs w:val="20"/>
               </w:rPr>
-              <w:t xml:space="preserve">Tabela da relação com ambas as PKs</w:t>
+              <w:t xml:space="preserve">PK do lado N (cota); PK do lado 1 fica como FK_</w:t>
             </w:r>
           </w:p>
         </w:tc>
@@ -3493,7 +3493,7 @@
           <w:szCs w:val="20"/>
           <w:u w:val="single"/>
         </w:rPr>
-        <w:t xml:space="preserve">Num_Leitor</w:t>
+        <w:t xml:space="preserve">cota</w:t>
       </w:r>
       <w:r>
         <w:rPr>
@@ -3502,26 +3502,7 @@
           <w:sz w:val="20"/>
           <w:szCs w:val="20"/>
         </w:rPr>
-        <w:t xml:space="preserve">, </w:t>
-      </w:r>
-      <w:r>
-        <w:rPr>
-          <w:rFonts w:ascii="Consolas" w:cs="Consolas" w:eastAsia="Consolas" w:hAnsi="Consolas"/>
-          <w:color w:val="1F3864"/>
-          <w:sz w:val="20"/>
-          <w:szCs w:val="20"/>
-          <w:u w:val="single"/>
-        </w:rPr>
-        <w:t xml:space="preserve">cota</w:t>
-      </w:r>
-      <w:r>
-        <w:rPr>
-          <w:rFonts w:ascii="Consolas" w:cs="Consolas" w:eastAsia="Consolas" w:hAnsi="Consolas"/>
-          <w:color w:val="1F3864"/>
-          <w:sz w:val="20"/>
-          <w:szCs w:val="20"/>
-        </w:rPr>
-        <w:t xml:space="preserve">)</w:t>
+        <w:t xml:space="preserve">, FK_Num_Leitor)</w:t>
       </w:r>
     </w:p>
     <w:p>
@@ -3535,7 +3516,7 @@
           <w:sz w:val="20"/>
           <w:szCs w:val="20"/>
         </w:rPr>
-        <w:t xml:space="preserve">Nota: Um livro só está emprestado a um leitor de cada vez, mas sem obrigatoriedade → Regra 5 (não Regra 4 nem 6)</w:t>
+        <w:t xml:space="preserve">Nota: PK é só 'cota' porque cada livro só está emprestado a 1 leitor de cada vez → cota é única em REQUISITAR. Num_Leitor fica apenas como FK.</w:t>
       </w:r>
     </w:p>
     <w:p>
@@ -3863,7 +3844,7 @@
                 <w:sz w:val="20"/>
                 <w:szCs w:val="20"/>
               </w:rPr>
-              <w:t xml:space="preserve">Tabela da relação com ambas as PKs</w:t>
+              <w:t xml:space="preserve">Tabela da relação com PK composta (ambas PKs)</w:t>
             </w:r>
           </w:p>
         </w:tc>
@@ -3974,6 +3955,20 @@
           <w:szCs w:val="20"/>
         </w:rPr>
         <w:t xml:space="preserve">)</w:t>
+      </w:r>
+    </w:p>
+    <w:p>
+      <w:pPr>
+        <w:spacing w:after="120"/>
+      </w:pPr>
+      <w:r>
+        <w:rPr>
+          <w:i/>
+          <w:iCs/>
+          <w:sz w:val="20"/>
+          <w:szCs w:val="20"/>
+        </w:rPr>
+        <w:t xml:space="preserve">Nota: Em N:M a PK é composta — ambos os atributos são também FKs</w:t>
       </w:r>
     </w:p>
     <w:p>
@@ -4363,7 +4358,7 @@
                 <w:sz w:val="20"/>
                 <w:szCs w:val="20"/>
               </w:rPr>
-              <w:t xml:space="preserve">(Num_Leitor, cota)</w:t>
+              <w:t xml:space="preserve">cota (um livro está emprestado a 1 leitor de cada vez)</w:t>
             </w:r>
           </w:p>
         </w:tc>
@@ -4971,7 +4966,7 @@
                 <w:sz w:val="20"/>
                 <w:szCs w:val="20"/>
               </w:rPr>
-              <w:t xml:space="preserve">(Num_Leitor, cota)</w:t>
+              <w:t xml:space="preserve">cota</w:t>
             </w:r>
           </w:p>
         </w:tc>
@@ -4997,7 +4992,7 @@
                 <w:sz w:val="20"/>
                 <w:szCs w:val="20"/>
               </w:rPr>
-              <w:t xml:space="preserve">PK composta — uma requisição activa por par leitor-livro</w:t>
+              <w:t xml:space="preserve">Num_Leitor repete-se (um leitor tem vários livros); cota é única (Regra 5)</w:t>
             </w:r>
           </w:p>
         </w:tc>
@@ -5077,7 +5072,7 @@
                 <w:sz w:val="20"/>
                 <w:szCs w:val="20"/>
               </w:rPr>
-              <w:t xml:space="preserve">PK composta — um autor só co-assina uma vez o mesmo livro</w:t>
+              <w:t xml:space="preserve">PK composta (N:M) — um autor co-assina uma vez o mesmo livro</w:t>
             </w:r>
           </w:p>
         </w:tc>
@@ -5375,7 +5370,7 @@
           <w:szCs w:val="22"/>
           <w:u w:val="single"/>
         </w:rPr>
-        <w:t xml:space="preserve">Num_Leitor</w:t>
+        <w:t xml:space="preserve">cota</w:t>
       </w:r>
       <w:r>
         <w:rPr>
@@ -5384,26 +5379,7 @@
           <w:sz w:val="22"/>
           <w:szCs w:val="22"/>
         </w:rPr>
-        <w:t xml:space="preserve">, </w:t>
-      </w:r>
-      <w:r>
-        <w:rPr>
-          <w:rFonts w:ascii="Consolas" w:cs="Consolas" w:eastAsia="Consolas" w:hAnsi="Consolas"/>
-          <w:color w:val="1F3864"/>
-          <w:sz w:val="22"/>
-          <w:szCs w:val="22"/>
-          <w:u w:val="single"/>
-        </w:rPr>
-        <w:t xml:space="preserve">cota</w:t>
-      </w:r>
-      <w:r>
-        <w:rPr>
-          <w:rFonts w:ascii="Consolas" w:cs="Consolas" w:eastAsia="Consolas" w:hAnsi="Consolas"/>
-          <w:color w:val="1F3864"/>
-          <w:sz w:val="22"/>
-          <w:szCs w:val="22"/>
-        </w:rPr>
-        <w:t xml:space="preserve">)</w:t>
+        <w:t xml:space="preserve">, FK_Num_Leitor)</w:t>
       </w:r>
     </w:p>
     <w:p>
